--- a/작업일지/36주차.docx
+++ b/작업일지/36주차.docx
@@ -384,18 +384,86 @@
           <w:p>
             <w:pPr>
               <w:rPr>
+                <w:rFonts w:ascii="맑은 고딕" w:eastAsia="맑은 고딕" w:hAnsi="맑은 고딕"/>
+                <w:b/>
+                <w:bCs/>
+              </w:rPr>
+            </w:pPr>
+            <w:r>
+              <w:rPr>
                 <w:rFonts w:ascii="맑은 고딕" w:eastAsia="맑은 고딕" w:hAnsi="맑은 고딕" w:hint="eastAsia"/>
                 <w:b/>
                 <w:bCs/>
               </w:rPr>
+              <w:t>각자 자신의 연구과제 논문 초안 생성</w:t>
+            </w:r>
+          </w:p>
+          <w:p>
+            <w:pPr>
+              <w:rPr>
+                <w:rFonts w:ascii="맑은 고딕" w:eastAsia="맑은 고딕" w:hAnsi="맑은 고딕"/>
+                <w:b/>
+                <w:bCs/>
+              </w:rPr>
             </w:pPr>
             <w:r>
               <w:rPr>
+                <w:rFonts w:ascii="맑은 고딕" w:eastAsia="맑은 고딕" w:hAnsi="맑은 고딕"/>
+                <w:b/>
+                <w:bCs/>
+              </w:rPr>
+              <w:t>사운드 매니저 추가</w:t>
+            </w:r>
+          </w:p>
+          <w:p>
+            <w:pPr>
+              <w:rPr>
+                <w:rFonts w:ascii="맑은 고딕" w:eastAsia="맑은 고딕" w:hAnsi="맑은 고딕"/>
+                <w:b/>
+                <w:bCs/>
+              </w:rPr>
+            </w:pPr>
+            <w:r>
+              <w:rPr>
+                <w:rFonts w:ascii="맑은 고딕" w:eastAsia="맑은 고딕" w:hAnsi="맑은 고딕"/>
+                <w:b/>
+                <w:bCs/>
+              </w:rPr>
+              <w:t>팀 로고 및 게임 메인 메뉴 화면을 띄우기 위하여 서버 입장을 타이틀 씬에서 해주도록 변경</w:t>
+            </w:r>
+          </w:p>
+          <w:p>
+            <w:pPr>
+              <w:rPr>
+                <w:rFonts w:ascii="맑은 고딕" w:eastAsia="맑은 고딕" w:hAnsi="맑은 고딕"/>
+                <w:b/>
+                <w:bCs/>
+              </w:rPr>
+            </w:pPr>
+            <w:r>
+              <w:rPr>
+                <w:rFonts w:ascii="맑은 고딕" w:eastAsia="맑은 고딕" w:hAnsi="맑은 고딕"/>
+                <w:b/>
+                <w:bCs/>
+              </w:rPr>
+              <w:t>씬 넘어갈 시에 이미 로드한 랜드스케이프는 더 로드하지 않도록 수정</w:t>
+            </w:r>
+          </w:p>
+          <w:p>
+            <w:pPr>
+              <w:rPr>
                 <w:rFonts w:ascii="맑은 고딕" w:eastAsia="맑은 고딕" w:hAnsi="맑은 고딕" w:hint="eastAsia"/>
                 <w:b/>
                 <w:bCs/>
               </w:rPr>
-              <w:t>각자 자신의 연구과제 논문 초안 생성</w:t>
+            </w:pPr>
+            <w:r>
+              <w:rPr>
+                <w:rFonts w:ascii="맑은 고딕" w:eastAsia="맑은 고딕" w:hAnsi="맑은 고딕"/>
+                <w:b/>
+                <w:bCs/>
+              </w:rPr>
+              <w:t>사운드 매니저 소리 재생 중 확인 및 음악 재생 시간 확인 기능 추가</w:t>
             </w:r>
           </w:p>
         </w:tc>
@@ -441,15 +509,25 @@
           <w:b/>
           <w:bCs/>
         </w:rPr>
-        <w:t>&lt;</w:t>
-      </w:r>
+        <w:t>&lt;Simple Collision 충돌 제어 버그&gt;</w:t>
+      </w:r>
+    </w:p>
+    <w:p>
+      <w:pPr>
+        <w:jc w:val="left"/>
+        <w:rPr>
+          <w:rFonts w:ascii="맑은 고딕" w:eastAsia="맑은 고딕" w:hAnsi="맑은 고딕"/>
+          <w:b/>
+          <w:bCs/>
+        </w:rPr>
+      </w:pPr>
       <w:r>
         <w:rPr>
           <w:rFonts w:ascii="맑은 고딕" w:eastAsia="맑은 고딕" w:hAnsi="맑은 고딕" w:hint="eastAsia"/>
           <w:b/>
           <w:bCs/>
         </w:rPr>
-        <w:t>Simple Collision 충돌 제어 버그</w:t>
+        <w:t xml:space="preserve">- 서버의 맵 데이터 충돌을 메쉬 충돌로 하면 Raycast라고 한들 오버헤드가 </w:t>
       </w:r>
       <w:r>
         <w:rPr>
@@ -457,7 +535,25 @@
           <w:b/>
           <w:bCs/>
         </w:rPr>
-        <w:t>&gt;</w:t>
+        <w:t xml:space="preserve">커지므로 언리얼의 구매한 정적 맵데이터의 Collision을 </w:t>
+      </w:r>
+      <w:proofErr w:type="gramStart"/>
+      <w:r>
+        <w:rPr>
+          <w:rFonts w:ascii="맑은 고딕" w:eastAsia="맑은 고딕" w:hAnsi="맑은 고딕" w:hint="eastAsia"/>
+          <w:b/>
+          <w:bCs/>
+        </w:rPr>
+        <w:t>확인 한</w:t>
+      </w:r>
+      <w:proofErr w:type="gramEnd"/>
+      <w:r>
+        <w:rPr>
+          <w:rFonts w:ascii="맑은 고딕" w:eastAsia="맑은 고딕" w:hAnsi="맑은 고딕" w:hint="eastAsia"/>
+          <w:b/>
+          <w:bCs/>
+        </w:rPr>
+        <w:t xml:space="preserve"> 후 대부분 Simple Collision이 적용된 버전의 메쉬를 모델러가 미리 만들어 놓았음을 확인하였다</w:t>
       </w:r>
     </w:p>
     <w:p>
@@ -475,15 +571,43 @@
           <w:b/>
           <w:bCs/>
         </w:rPr>
-        <w:t xml:space="preserve">- 서버의 맵 데이터 충돌을 메쉬 충돌로 하면 Raycast라고 한들 오버헤드가 </w:t>
-      </w:r>
+        <w:t xml:space="preserve">- 그대로 언리얼에서 convex hull, box, capsule, complex(mesh) 데이터를 뽑아서 </w:t>
+      </w:r>
+      <w:proofErr w:type="gramStart"/>
       <w:r>
         <w:rPr>
           <w:rFonts w:ascii="맑은 고딕" w:eastAsia="맑은 고딕" w:hAnsi="맑은 고딕" w:hint="eastAsia"/>
           <w:b/>
           <w:bCs/>
         </w:rPr>
-        <w:t xml:space="preserve">커지므로 언리얼의 구매한 정적 맵데이터의 Collision을 </w:t>
+        <w:t>사용 하기</w:t>
+      </w:r>
+      <w:proofErr w:type="gramEnd"/>
+      <w:r>
+        <w:rPr>
+          <w:rFonts w:ascii="맑은 고딕" w:eastAsia="맑은 고딕" w:hAnsi="맑은 고딕" w:hint="eastAsia"/>
+          <w:b/>
+          <w:bCs/>
+        </w:rPr>
+        <w:t xml:space="preserve"> 위해 데이터를 추출함</w:t>
+      </w:r>
+    </w:p>
+    <w:p>
+      <w:pPr>
+        <w:jc w:val="left"/>
+        <w:rPr>
+          <w:rFonts w:ascii="맑은 고딕" w:eastAsia="맑은 고딕" w:hAnsi="맑은 고딕"/>
+          <w:b/>
+          <w:bCs/>
+        </w:rPr>
+      </w:pPr>
+      <w:r>
+        <w:rPr>
+          <w:rFonts w:ascii="맑은 고딕" w:eastAsia="맑은 고딕" w:hAnsi="맑은 고딕" w:hint="eastAsia"/>
+          <w:b/>
+          <w:bCs/>
+        </w:rPr>
+        <w:t xml:space="preserve">- 하나의 메쉬를 여러 오브젝트(언리얼의 actor)가 공유하므로 json 형식으로 StaticMesh의 콜리전 데이터 원본 하나와 인스턴스로 이루어진 export data를 파싱해서 </w:t>
       </w:r>
       <w:proofErr w:type="gramStart"/>
       <w:r>
@@ -492,16 +616,26 @@
           <w:b/>
           <w:bCs/>
         </w:rPr>
-        <w:t>확인 한</w:t>
+        <w:t>사용 했다</w:t>
       </w:r>
       <w:proofErr w:type="gramEnd"/>
+    </w:p>
+    <w:p>
+      <w:pPr>
+        <w:jc w:val="left"/>
+        <w:rPr>
+          <w:rFonts w:ascii="맑은 고딕" w:eastAsia="맑은 고딕" w:hAnsi="맑은 고딕"/>
+          <w:b/>
+          <w:bCs/>
+        </w:rPr>
+      </w:pPr>
       <w:r>
         <w:rPr>
           <w:rFonts w:ascii="맑은 고딕" w:eastAsia="맑은 고딕" w:hAnsi="맑은 고딕" w:hint="eastAsia"/>
           <w:b/>
           <w:bCs/>
         </w:rPr>
-        <w:t xml:space="preserve"> 후 대부분 Simple Collision이 적용된 버전의 메쉬를 모델러가 미리 만들어 놓았음을 확인하였다</w:t>
+        <w:t>- 그 결과 몇몇 오브젝트는 충돌이 안되는 버그를 발견</w:t>
       </w:r>
     </w:p>
     <w:p>
@@ -519,7 +653,43 @@
           <w:b/>
           <w:bCs/>
         </w:rPr>
-        <w:t xml:space="preserve">- 그대로 언리얼에서 convex hull, box, capsule, complex(mesh) 데이터를 뽑아서 </w:t>
+        <w:t>- 정확히 확인 해보니깐 room 인스턴스 한 개당 body를 1024개 만들수 있게 설정 해뒀는데 이것보다 큰 개수의 body를 만들다보니 버그 발생</w:t>
+      </w:r>
+    </w:p>
+    <w:p>
+      <w:pPr>
+        <w:jc w:val="left"/>
+        <w:rPr>
+          <w:rFonts w:ascii="맑은 고딕" w:eastAsia="맑은 고딕" w:hAnsi="맑은 고딕"/>
+          <w:b/>
+          <w:bCs/>
+        </w:rPr>
+      </w:pPr>
+      <w:r>
+        <w:rPr>
+          <w:rFonts w:ascii="맑은 고딕" w:eastAsia="맑은 고딕" w:hAnsi="맑은 고딕" w:hint="eastAsia"/>
+          <w:b/>
+          <w:bCs/>
+        </w:rPr>
+        <w:t>- 그래도 충돌이 안되는 버그 발생</w:t>
+      </w:r>
+    </w:p>
+    <w:p>
+      <w:pPr>
+        <w:jc w:val="left"/>
+        <w:rPr>
+          <w:rFonts w:ascii="맑은 고딕" w:eastAsia="맑은 고딕" w:hAnsi="맑은 고딕"/>
+          <w:b/>
+          <w:bCs/>
+        </w:rPr>
+      </w:pPr>
+      <w:r>
+        <w:rPr>
+          <w:rFonts w:ascii="맑은 고딕" w:eastAsia="맑은 고딕" w:hAnsi="맑은 고딕" w:hint="eastAsia"/>
+          <w:b/>
+          <w:bCs/>
+        </w:rPr>
+        <w:t xml:space="preserve">- 단일 convex는 충돌이 잘되는데 모델 자체의 convex가 여러 개 있을 때 충돌이 제대로 </w:t>
       </w:r>
       <w:proofErr w:type="gramStart"/>
       <w:r>
@@ -528,7 +698,7 @@
           <w:b/>
           <w:bCs/>
         </w:rPr>
-        <w:t>사용 하기</w:t>
+        <w:t>안되는</w:t>
       </w:r>
       <w:proofErr w:type="gramEnd"/>
       <w:r>
@@ -537,7 +707,7 @@
           <w:b/>
           <w:bCs/>
         </w:rPr>
-        <w:t xml:space="preserve"> 위해 데이터를 추출함</w:t>
+        <w:t xml:space="preserve"> 버그 발견</w:t>
       </w:r>
     </w:p>
     <w:p>
@@ -555,180 +725,1371 @@
           <w:b/>
           <w:bCs/>
         </w:rPr>
-        <w:t xml:space="preserve">- 하나의 메쉬를 여러 오브젝트(언리얼의 actor)가 공유하므로 json 형식으로 StaticMesh의 콜리전 데이터 원본 하나와 인스턴스로 이루어진 export data를 파싱해서 </w:t>
-      </w:r>
+        <w:t>- 언리얼에서 단일 Convex Hull과 Complex Collision으로 변경했지만 버그가 해결이 안됨</w:t>
+      </w:r>
+    </w:p>
+    <w:p>
+      <w:pPr>
+        <w:jc w:val="left"/>
+        <w:rPr>
+          <w:rFonts w:ascii="맑은 고딕" w:eastAsia="맑은 고딕" w:hAnsi="맑은 고딕"/>
+          <w:b/>
+          <w:bCs/>
+        </w:rPr>
+      </w:pPr>
+      <w:r>
+        <w:rPr>
+          <w:rFonts w:ascii="맑은 고딕" w:eastAsia="맑은 고딕" w:hAnsi="맑은 고딕" w:hint="eastAsia"/>
+          <w:b/>
+          <w:bCs/>
+        </w:rPr>
+        <w:t>- complex collision이 많아져서 glTF로 읽은 맵데이터의 오버헤드</w:t>
+      </w:r>
+      <w:r>
+        <w:rPr>
+          <w:rFonts w:ascii="맑은 고딕" w:eastAsia="맑은 고딕" w:hAnsi="맑은 고딕" w:hint="eastAsia"/>
+          <w:b/>
+          <w:bCs/>
+        </w:rPr>
+        <w:t xml:space="preserve">와 거의 같아지고 json 추출 파일만 커지는 문제 발생 </w:t>
+      </w:r>
+    </w:p>
+    <w:p>
+      <w:pPr>
+        <w:jc w:val="left"/>
+        <w:rPr>
+          <w:rFonts w:ascii="맑은 고딕" w:eastAsia="맑은 고딕" w:hAnsi="맑은 고딕"/>
+          <w:b/>
+          <w:bCs/>
+        </w:rPr>
+      </w:pPr>
+      <w:r>
+        <w:rPr>
+          <w:rFonts w:ascii="맑은 고딕" w:eastAsia="맑은 고딕" w:hAnsi="맑은 고딕" w:hint="eastAsia"/>
+          <w:b/>
+          <w:bCs/>
+        </w:rPr>
+        <w:t>- 따라서 일단 서버에서 glTF로 맵데이터를 읽고 body를 만든다. -&gt; 나중에 shape 생성 용이 하게끔 jbin라는 나만의 바이너리 파일로 저장하고 나중에 빠른 로딩을 제공</w:t>
+      </w:r>
+    </w:p>
+    <w:p>
+      <w:pPr>
+        <w:widowControl/>
+        <w:wordWrap/>
+        <w:autoSpaceDE/>
+        <w:autoSpaceDN/>
+        <w:rPr>
+          <w:b/>
+          <w:sz w:val="22"/>
+        </w:rPr>
+      </w:pPr>
+      <w:r>
+        <w:rPr>
+          <w:b/>
+          <w:sz w:val="22"/>
+        </w:rPr>
+        <w:br w:type="page"/>
+      </w:r>
+    </w:p>
+    <w:p>
+      <w:pPr>
+        <w:jc w:val="left"/>
+        <w:rPr>
+          <w:b/>
+          <w:sz w:val="22"/>
+        </w:rPr>
+      </w:pPr>
+    </w:p>
+    <w:p>
+      <w:pPr>
+        <w:jc w:val="left"/>
+        <w:rPr>
+          <w:b/>
+          <w:sz w:val="24"/>
+          <w:szCs w:val="24"/>
+        </w:rPr>
+      </w:pPr>
+      <w:r>
+        <w:rPr>
+          <w:b/>
+          <w:bCs/>
+          <w:sz w:val="24"/>
+          <w:szCs w:val="24"/>
+        </w:rPr>
+        <w:t>사운드 매니저 추가</w:t>
+      </w:r>
+    </w:p>
+    <w:p>
+      <w:pPr>
+        <w:jc w:val="left"/>
+        <w:rPr>
+          <w:b/>
+          <w:sz w:val="22"/>
+        </w:rPr>
+      </w:pPr>
+      <w:r>
+        <w:rPr>
+          <w:b/>
+          <w:sz w:val="22"/>
+        </w:rPr>
+        <w:drawing>
+          <wp:inline distT="0" distB="0" distL="0" distR="0" wp14:anchorId="59917042" wp14:editId="5C597E9D">
+            <wp:extent cx="6645910" cy="2721610"/>
+            <wp:effectExtent l="0" t="0" r="2540" b="2540"/>
+            <wp:docPr id="1471169632" name="그림 4"/>
+            <wp:cNvGraphicFramePr>
+              <a:graphicFrameLocks xmlns:a="http://schemas.openxmlformats.org/drawingml/2006/main" noChangeAspect="1"/>
+            </wp:cNvGraphicFramePr>
+            <a:graphic xmlns:a="http://schemas.openxmlformats.org/drawingml/2006/main">
+              <a:graphicData uri="http://schemas.openxmlformats.org/drawingml/2006/picture">
+                <pic:pic xmlns:pic="http://schemas.openxmlformats.org/drawingml/2006/picture">
+                  <pic:nvPicPr>
+                    <pic:cNvPr id="0" name="Picture 11"/>
+                    <pic:cNvPicPr>
+                      <a:picLocks noChangeAspect="1" noChangeArrowheads="1"/>
+                    </pic:cNvPicPr>
+                  </pic:nvPicPr>
+                  <pic:blipFill>
+                    <a:blip r:embed="rId8" cstate="print">
+                      <a:extLst>
+                        <a:ext uri="{28A0092B-C50C-407E-A947-70E740481C1C}">
+                          <a14:useLocalDpi xmlns:a14="http://schemas.microsoft.com/office/drawing/2010/main" val="0"/>
+                        </a:ext>
+                      </a:extLst>
+                    </a:blip>
+                    <a:srcRect/>
+                    <a:stretch>
+                      <a:fillRect/>
+                    </a:stretch>
+                  </pic:blipFill>
+                  <pic:spPr bwMode="auto">
+                    <a:xfrm>
+                      <a:off x="0" y="0"/>
+                      <a:ext cx="6645910" cy="2721610"/>
+                    </a:xfrm>
+                    <a:prstGeom prst="rect">
+                      <a:avLst/>
+                    </a:prstGeom>
+                    <a:noFill/>
+                    <a:ln>
+                      <a:noFill/>
+                    </a:ln>
+                  </pic:spPr>
+                </pic:pic>
+              </a:graphicData>
+            </a:graphic>
+          </wp:inline>
+        </w:drawing>
+      </w:r>
+    </w:p>
+    <w:p>
+      <w:pPr>
+        <w:jc w:val="left"/>
+        <w:rPr>
+          <w:b/>
+          <w:sz w:val="22"/>
+        </w:rPr>
+      </w:pPr>
+      <w:r>
+        <w:rPr>
+          <w:b/>
+          <w:sz w:val="22"/>
+        </w:rPr>
+        <w:t>fmod 라이브러리를 연동하여 사운드 매니저를 제작함</w:t>
+      </w:r>
+      <w:r>
+        <w:rPr>
+          <w:b/>
+          <w:sz w:val="22"/>
+        </w:rPr>
+        <w:br/>
+        <w:t>위 함수들 및 멤버변수가 핵심 작동 부분</w:t>
+      </w:r>
+    </w:p>
+    <w:p>
+      <w:pPr>
+        <w:jc w:val="left"/>
+        <w:rPr>
+          <w:b/>
+          <w:sz w:val="22"/>
+        </w:rPr>
+      </w:pPr>
+      <w:r>
+        <w:rPr>
+          <w:b/>
+          <w:sz w:val="22"/>
+        </w:rPr>
+        <w:t>핵심 함수들 ⇒ 음원 로드, 볼륨 조절(효과음, BGM, 전체), 재생(2D), 재생(3D공간음향)</w:t>
+      </w:r>
+    </w:p>
+    <w:p>
+      <w:pPr>
+        <w:jc w:val="left"/>
+        <w:rPr>
+          <w:b/>
+          <w:sz w:val="22"/>
+        </w:rPr>
+      </w:pPr>
+      <w:r>
+        <w:rPr>
+          <w:b/>
+          <w:sz w:val="22"/>
+        </w:rPr>
+        <w:t>이렇게 5가지 핵심 기능 들을 구현함</w:t>
+      </w:r>
+    </w:p>
+    <w:p>
+      <w:pPr>
+        <w:jc w:val="left"/>
+        <w:rPr>
+          <w:b/>
+          <w:sz w:val="22"/>
+        </w:rPr>
+      </w:pPr>
+      <w:r>
+        <w:rPr>
+          <w:b/>
+          <w:sz w:val="22"/>
+        </w:rPr>
+        <w:tab/>
+      </w:r>
+      <w:r>
+        <w:rPr>
+          <w:b/>
+          <w:sz w:val="22"/>
+        </w:rPr>
+        <w:br/>
+        <w:t>3D 재생과 2D 재생의 차이점은 3D 재생을 할 때는 소리가 날 위치를 지정해주어야 함</w:t>
+      </w:r>
+    </w:p>
+    <w:p>
+      <w:pPr>
+        <w:jc w:val="left"/>
+        <w:rPr>
+          <w:b/>
+          <w:sz w:val="22"/>
+        </w:rPr>
+      </w:pPr>
+      <w:r>
+        <w:rPr>
+          <w:b/>
+          <w:sz w:val="22"/>
+        </w:rPr>
+        <w:tab/>
+      </w:r>
+    </w:p>
+    <w:p>
+      <w:pPr>
+        <w:jc w:val="left"/>
+        <w:rPr>
+          <w:b/>
+          <w:sz w:val="22"/>
+        </w:rPr>
+      </w:pPr>
+      <w:r>
+        <w:rPr>
+          <w:b/>
+          <w:sz w:val="22"/>
+        </w:rPr>
+        <w:t>사용하기 어려운 함수는 없지만 주의해주어야 할 함수가 존재함</w:t>
+      </w:r>
+    </w:p>
+    <w:p>
+      <w:pPr>
+        <w:jc w:val="left"/>
+        <w:rPr>
+          <w:b/>
+          <w:sz w:val="22"/>
+        </w:rPr>
+      </w:pPr>
+      <w:r>
+        <w:rPr>
+          <w:b/>
+          <w:sz w:val="22"/>
+        </w:rPr>
+        <w:drawing>
+          <wp:inline distT="0" distB="0" distL="0" distR="0" wp14:anchorId="3B8C857E" wp14:editId="596FAAD0">
+            <wp:extent cx="6645910" cy="3024505"/>
+            <wp:effectExtent l="0" t="0" r="2540" b="4445"/>
+            <wp:docPr id="2141886333" name="그림 3"/>
+            <wp:cNvGraphicFramePr>
+              <a:graphicFrameLocks xmlns:a="http://schemas.openxmlformats.org/drawingml/2006/main" noChangeAspect="1"/>
+            </wp:cNvGraphicFramePr>
+            <a:graphic xmlns:a="http://schemas.openxmlformats.org/drawingml/2006/main">
+              <a:graphicData uri="http://schemas.openxmlformats.org/drawingml/2006/picture">
+                <pic:pic xmlns:pic="http://schemas.openxmlformats.org/drawingml/2006/picture">
+                  <pic:nvPicPr>
+                    <pic:cNvPr id="0" name="Picture 12"/>
+                    <pic:cNvPicPr>
+                      <a:picLocks noChangeAspect="1" noChangeArrowheads="1"/>
+                    </pic:cNvPicPr>
+                  </pic:nvPicPr>
+                  <pic:blipFill>
+                    <a:blip r:embed="rId9">
+                      <a:extLst>
+                        <a:ext uri="{28A0092B-C50C-407E-A947-70E740481C1C}">
+                          <a14:useLocalDpi xmlns:a14="http://schemas.microsoft.com/office/drawing/2010/main" val="0"/>
+                        </a:ext>
+                      </a:extLst>
+                    </a:blip>
+                    <a:srcRect/>
+                    <a:stretch>
+                      <a:fillRect/>
+                    </a:stretch>
+                  </pic:blipFill>
+                  <pic:spPr bwMode="auto">
+                    <a:xfrm>
+                      <a:off x="0" y="0"/>
+                      <a:ext cx="6645910" cy="3024505"/>
+                    </a:xfrm>
+                    <a:prstGeom prst="rect">
+                      <a:avLst/>
+                    </a:prstGeom>
+                    <a:noFill/>
+                    <a:ln>
+                      <a:noFill/>
+                    </a:ln>
+                  </pic:spPr>
+                </pic:pic>
+              </a:graphicData>
+            </a:graphic>
+          </wp:inline>
+        </w:drawing>
+      </w:r>
+    </w:p>
+    <w:p>
+      <w:pPr>
+        <w:jc w:val="left"/>
+        <w:rPr>
+          <w:b/>
+          <w:sz w:val="22"/>
+        </w:rPr>
+      </w:pPr>
+      <w:r>
+        <w:rPr>
+          <w:b/>
+          <w:sz w:val="22"/>
+        </w:rPr>
+        <w:t>위 load_sound로 음원을 로드할 때 해당 음원이 3D로 동작할것인지 로드할 때 정해주도록 제작함</w:t>
+      </w:r>
+    </w:p>
+    <w:p>
+      <w:pPr>
+        <w:jc w:val="left"/>
+        <w:rPr>
+          <w:b/>
+          <w:sz w:val="22"/>
+        </w:rPr>
+      </w:pPr>
+      <w:r>
+        <w:rPr>
+          <w:b/>
+          <w:sz w:val="22"/>
+        </w:rPr>
+        <w:lastRenderedPageBreak/>
+        <w:t>이는 런타임 중에 음원의 상태를 2D에서 3D로 바꾸면 fmod 라이브러리 내부 파이프라인에서 오버헤드가 큰 계산 노드를 포함시키기 때문에 미리 해주도록 제작하였음</w:t>
+      </w:r>
+    </w:p>
+    <w:p>
+      <w:pPr>
+        <w:jc w:val="left"/>
+        <w:rPr>
+          <w:b/>
+          <w:sz w:val="22"/>
+        </w:rPr>
+      </w:pPr>
+    </w:p>
+    <w:p>
+      <w:pPr>
+        <w:jc w:val="left"/>
+        <w:rPr>
+          <w:b/>
+          <w:sz w:val="24"/>
+          <w:szCs w:val="24"/>
+        </w:rPr>
+      </w:pPr>
+      <w:r>
+        <w:rPr>
+          <w:b/>
+          <w:bCs/>
+          <w:sz w:val="24"/>
+          <w:szCs w:val="24"/>
+        </w:rPr>
+        <w:t>팀 로고 및 게임 메인 메뉴 화면을 띄우기 위하여 서버 입장을 타이틀 씬에서 해주도록 변경</w:t>
+      </w:r>
+    </w:p>
+    <w:p>
+      <w:pPr>
+        <w:jc w:val="left"/>
+        <w:rPr>
+          <w:b/>
+          <w:sz w:val="22"/>
+        </w:rPr>
+      </w:pPr>
+      <w:r>
+        <w:rPr>
+          <w:b/>
+          <w:sz w:val="22"/>
+        </w:rPr>
+        <w:drawing>
+          <wp:inline distT="0" distB="0" distL="0" distR="0" wp14:anchorId="64D31F75" wp14:editId="76D67E69">
+            <wp:extent cx="6645910" cy="7204710"/>
+            <wp:effectExtent l="0" t="0" r="2540" b="0"/>
+            <wp:docPr id="1160112424" name="그림 18"/>
+            <wp:cNvGraphicFramePr>
+              <a:graphicFrameLocks xmlns:a="http://schemas.openxmlformats.org/drawingml/2006/main" noChangeAspect="1"/>
+            </wp:cNvGraphicFramePr>
+            <a:graphic xmlns:a="http://schemas.openxmlformats.org/drawingml/2006/main">
+              <a:graphicData uri="http://schemas.openxmlformats.org/drawingml/2006/picture">
+                <pic:pic xmlns:pic="http://schemas.openxmlformats.org/drawingml/2006/picture">
+                  <pic:nvPicPr>
+                    <pic:cNvPr id="0" name="Picture 50"/>
+                    <pic:cNvPicPr>
+                      <a:picLocks noChangeAspect="1" noChangeArrowheads="1"/>
+                    </pic:cNvPicPr>
+                  </pic:nvPicPr>
+                  <pic:blipFill>
+                    <a:blip r:embed="rId10">
+                      <a:extLst>
+                        <a:ext uri="{28A0092B-C50C-407E-A947-70E740481C1C}">
+                          <a14:useLocalDpi xmlns:a14="http://schemas.microsoft.com/office/drawing/2010/main" val="0"/>
+                        </a:ext>
+                      </a:extLst>
+                    </a:blip>
+                    <a:srcRect/>
+                    <a:stretch>
+                      <a:fillRect/>
+                    </a:stretch>
+                  </pic:blipFill>
+                  <pic:spPr bwMode="auto">
+                    <a:xfrm>
+                      <a:off x="0" y="0"/>
+                      <a:ext cx="6645910" cy="7204710"/>
+                    </a:xfrm>
+                    <a:prstGeom prst="rect">
+                      <a:avLst/>
+                    </a:prstGeom>
+                    <a:noFill/>
+                    <a:ln>
+                      <a:noFill/>
+                    </a:ln>
+                  </pic:spPr>
+                </pic:pic>
+              </a:graphicData>
+            </a:graphic>
+          </wp:inline>
+        </w:drawing>
+      </w:r>
+    </w:p>
+    <w:p>
+      <w:pPr>
+        <w:jc w:val="left"/>
+        <w:rPr>
+          <w:b/>
+          <w:sz w:val="22"/>
+        </w:rPr>
+      </w:pPr>
+      <w:r>
+        <w:rPr>
+          <w:b/>
+          <w:sz w:val="22"/>
+        </w:rPr>
+        <w:t>원래는 서버 주소 입력 및 방 입장 자체를 게임 키자마자 띄우고 로그인 하도록 제작하였으나 이렇게 하면 입장 게임을 키자마자 다이얼로그가 뜨고 추후에 메인 화면에서 원하는 룸에 입장하는 로직을 짤 수 없어 TitleScene에서 해주도록 수정</w:t>
+      </w:r>
+    </w:p>
+    <w:p>
+      <w:pPr>
+        <w:jc w:val="left"/>
+        <w:rPr>
+          <w:b/>
+          <w:sz w:val="22"/>
+        </w:rPr>
+      </w:pPr>
+      <w:r>
+        <w:rPr>
+          <w:b/>
+          <w:sz w:val="22"/>
+        </w:rPr>
+        <w:lastRenderedPageBreak/>
+        <w:drawing>
+          <wp:inline distT="0" distB="0" distL="0" distR="0" wp14:anchorId="126AC318" wp14:editId="0169C031">
+            <wp:extent cx="5181600" cy="6699250"/>
+            <wp:effectExtent l="0" t="0" r="0" b="6350"/>
+            <wp:docPr id="173099480" name="그림 17"/>
+            <wp:cNvGraphicFramePr>
+              <a:graphicFrameLocks xmlns:a="http://schemas.openxmlformats.org/drawingml/2006/main" noChangeAspect="1"/>
+            </wp:cNvGraphicFramePr>
+            <a:graphic xmlns:a="http://schemas.openxmlformats.org/drawingml/2006/main">
+              <a:graphicData uri="http://schemas.openxmlformats.org/drawingml/2006/picture">
+                <pic:pic xmlns:pic="http://schemas.openxmlformats.org/drawingml/2006/picture">
+                  <pic:nvPicPr>
+                    <pic:cNvPr id="0" name="Picture 51"/>
+                    <pic:cNvPicPr>
+                      <a:picLocks noChangeAspect="1" noChangeArrowheads="1"/>
+                    </pic:cNvPicPr>
+                  </pic:nvPicPr>
+                  <pic:blipFill>
+                    <a:blip r:embed="rId11">
+                      <a:extLst>
+                        <a:ext uri="{28A0092B-C50C-407E-A947-70E740481C1C}">
+                          <a14:useLocalDpi xmlns:a14="http://schemas.microsoft.com/office/drawing/2010/main" val="0"/>
+                        </a:ext>
+                      </a:extLst>
+                    </a:blip>
+                    <a:srcRect/>
+                    <a:stretch>
+                      <a:fillRect/>
+                    </a:stretch>
+                  </pic:blipFill>
+                  <pic:spPr bwMode="auto">
+                    <a:xfrm>
+                      <a:off x="0" y="0"/>
+                      <a:ext cx="5181600" cy="6699250"/>
+                    </a:xfrm>
+                    <a:prstGeom prst="rect">
+                      <a:avLst/>
+                    </a:prstGeom>
+                    <a:noFill/>
+                    <a:ln>
+                      <a:noFill/>
+                    </a:ln>
+                  </pic:spPr>
+                </pic:pic>
+              </a:graphicData>
+            </a:graphic>
+          </wp:inline>
+        </w:drawing>
+      </w:r>
+    </w:p>
+    <w:p>
+      <w:pPr>
+        <w:jc w:val="left"/>
+        <w:rPr>
+          <w:b/>
+          <w:sz w:val="22"/>
+        </w:rPr>
+      </w:pPr>
+      <w:r>
+        <w:rPr>
+          <w:b/>
+          <w:sz w:val="22"/>
+        </w:rPr>
+        <w:t>타이틀 씬에서는 현재 타이틀 진행 상태를 나누고</w:t>
+      </w:r>
+      <w:r>
+        <w:rPr>
+          <w:b/>
+          <w:sz w:val="22"/>
+        </w:rPr>
+        <w:br/>
+      </w:r>
+      <w:r>
+        <w:rPr>
+          <w:b/>
+          <w:sz w:val="22"/>
+        </w:rPr>
+        <w:tab/>
+      </w:r>
+    </w:p>
+    <w:p>
+      <w:pPr>
+        <w:jc w:val="left"/>
+        <w:rPr>
+          <w:b/>
+          <w:sz w:val="22"/>
+        </w:rPr>
+      </w:pPr>
+      <w:r>
+        <w:rPr>
+          <w:b/>
+          <w:sz w:val="22"/>
+        </w:rPr>
+        <w:lastRenderedPageBreak/>
+        <w:drawing>
+          <wp:inline distT="0" distB="0" distL="0" distR="0" wp14:anchorId="24CB1F4D" wp14:editId="481BD1E9">
+            <wp:extent cx="6645910" cy="5253355"/>
+            <wp:effectExtent l="0" t="0" r="2540" b="4445"/>
+            <wp:docPr id="1691840461" name="그림 16"/>
+            <wp:cNvGraphicFramePr>
+              <a:graphicFrameLocks xmlns:a="http://schemas.openxmlformats.org/drawingml/2006/main" noChangeAspect="1"/>
+            </wp:cNvGraphicFramePr>
+            <a:graphic xmlns:a="http://schemas.openxmlformats.org/drawingml/2006/main">
+              <a:graphicData uri="http://schemas.openxmlformats.org/drawingml/2006/picture">
+                <pic:pic xmlns:pic="http://schemas.openxmlformats.org/drawingml/2006/picture">
+                  <pic:nvPicPr>
+                    <pic:cNvPr id="0" name="Picture 52"/>
+                    <pic:cNvPicPr>
+                      <a:picLocks noChangeAspect="1" noChangeArrowheads="1"/>
+                    </pic:cNvPicPr>
+                  </pic:nvPicPr>
+                  <pic:blipFill>
+                    <a:blip r:embed="rId12">
+                      <a:extLst>
+                        <a:ext uri="{28A0092B-C50C-407E-A947-70E740481C1C}">
+                          <a14:useLocalDpi xmlns:a14="http://schemas.microsoft.com/office/drawing/2010/main" val="0"/>
+                        </a:ext>
+                      </a:extLst>
+                    </a:blip>
+                    <a:srcRect/>
+                    <a:stretch>
+                      <a:fillRect/>
+                    </a:stretch>
+                  </pic:blipFill>
+                  <pic:spPr bwMode="auto">
+                    <a:xfrm>
+                      <a:off x="0" y="0"/>
+                      <a:ext cx="6645910" cy="5253355"/>
+                    </a:xfrm>
+                    <a:prstGeom prst="rect">
+                      <a:avLst/>
+                    </a:prstGeom>
+                    <a:noFill/>
+                    <a:ln>
+                      <a:noFill/>
+                    </a:ln>
+                  </pic:spPr>
+                </pic:pic>
+              </a:graphicData>
+            </a:graphic>
+          </wp:inline>
+        </w:drawing>
+      </w:r>
+    </w:p>
+    <w:p>
+      <w:pPr>
+        <w:jc w:val="left"/>
+        <w:rPr>
+          <w:b/>
+          <w:sz w:val="22"/>
+        </w:rPr>
+      </w:pPr>
+      <w:r>
+        <w:rPr>
+          <w:b/>
+          <w:sz w:val="22"/>
+        </w:rPr>
+        <w:t>리소스 로드 하는 타이밍을 나누어</w:t>
+      </w:r>
+      <w:r>
+        <w:rPr>
+          <w:b/>
+          <w:sz w:val="22"/>
+        </w:rPr>
+        <w:br/>
+        <w:t>일단 검은 화면을 띄우고 로드 한 후 메인 음악과 UI가 뜨도록 수정함</w:t>
+      </w:r>
+    </w:p>
+    <w:p>
+      <w:pPr>
+        <w:jc w:val="left"/>
+        <w:rPr>
+          <w:b/>
+          <w:sz w:val="22"/>
+        </w:rPr>
+      </w:pPr>
+      <w:r>
+        <w:rPr>
+          <w:b/>
+          <w:sz w:val="22"/>
+        </w:rPr>
+        <w:lastRenderedPageBreak/>
+        <w:drawing>
+          <wp:inline distT="0" distB="0" distL="0" distR="0" wp14:anchorId="1F7C8D90" wp14:editId="5F966EC5">
+            <wp:extent cx="6645910" cy="5253355"/>
+            <wp:effectExtent l="0" t="0" r="2540" b="4445"/>
+            <wp:docPr id="751972731" name="그림 15"/>
+            <wp:cNvGraphicFramePr>
+              <a:graphicFrameLocks xmlns:a="http://schemas.openxmlformats.org/drawingml/2006/main" noChangeAspect="1"/>
+            </wp:cNvGraphicFramePr>
+            <a:graphic xmlns:a="http://schemas.openxmlformats.org/drawingml/2006/main">
+              <a:graphicData uri="http://schemas.openxmlformats.org/drawingml/2006/picture">
+                <pic:pic xmlns:pic="http://schemas.openxmlformats.org/drawingml/2006/picture">
+                  <pic:nvPicPr>
+                    <pic:cNvPr id="0" name="Picture 53"/>
+                    <pic:cNvPicPr>
+                      <a:picLocks noChangeAspect="1" noChangeArrowheads="1"/>
+                    </pic:cNvPicPr>
+                  </pic:nvPicPr>
+                  <pic:blipFill>
+                    <a:blip r:embed="rId12">
+                      <a:extLst>
+                        <a:ext uri="{28A0092B-C50C-407E-A947-70E740481C1C}">
+                          <a14:useLocalDpi xmlns:a14="http://schemas.microsoft.com/office/drawing/2010/main" val="0"/>
+                        </a:ext>
+                      </a:extLst>
+                    </a:blip>
+                    <a:srcRect/>
+                    <a:stretch>
+                      <a:fillRect/>
+                    </a:stretch>
+                  </pic:blipFill>
+                  <pic:spPr bwMode="auto">
+                    <a:xfrm>
+                      <a:off x="0" y="0"/>
+                      <a:ext cx="6645910" cy="5253355"/>
+                    </a:xfrm>
+                    <a:prstGeom prst="rect">
+                      <a:avLst/>
+                    </a:prstGeom>
+                    <a:noFill/>
+                    <a:ln>
+                      <a:noFill/>
+                    </a:ln>
+                  </pic:spPr>
+                </pic:pic>
+              </a:graphicData>
+            </a:graphic>
+          </wp:inline>
+        </w:drawing>
+      </w:r>
+    </w:p>
+    <w:p>
+      <w:pPr>
+        <w:jc w:val="left"/>
+        <w:rPr>
+          <w:b/>
+          <w:sz w:val="22"/>
+        </w:rPr>
+      </w:pPr>
+      <w:r>
+        <w:rPr>
+          <w:b/>
+          <w:sz w:val="22"/>
+        </w:rPr>
+        <w:t>오프닝 장면을 띄우기 전에 로고등의 UI를 띄우는 부분</w:t>
+      </w:r>
+    </w:p>
+    <w:p>
+      <w:pPr>
+        <w:jc w:val="left"/>
+        <w:rPr>
+          <w:b/>
+          <w:sz w:val="22"/>
+        </w:rPr>
+      </w:pPr>
+      <w:r>
+        <w:rPr>
+          <w:b/>
+          <w:sz w:val="22"/>
+        </w:rPr>
+        <w:drawing>
+          <wp:inline distT="0" distB="0" distL="0" distR="0" wp14:anchorId="084F96D2" wp14:editId="2EB753CF">
+            <wp:extent cx="6645910" cy="1902460"/>
+            <wp:effectExtent l="0" t="0" r="2540" b="2540"/>
+            <wp:docPr id="1641431720" name="그림 14"/>
+            <wp:cNvGraphicFramePr>
+              <a:graphicFrameLocks xmlns:a="http://schemas.openxmlformats.org/drawingml/2006/main" noChangeAspect="1"/>
+            </wp:cNvGraphicFramePr>
+            <a:graphic xmlns:a="http://schemas.openxmlformats.org/drawingml/2006/main">
+              <a:graphicData uri="http://schemas.openxmlformats.org/drawingml/2006/picture">
+                <pic:pic xmlns:pic="http://schemas.openxmlformats.org/drawingml/2006/picture">
+                  <pic:nvPicPr>
+                    <pic:cNvPr id="0" name="Picture 54"/>
+                    <pic:cNvPicPr>
+                      <a:picLocks noChangeAspect="1" noChangeArrowheads="1"/>
+                    </pic:cNvPicPr>
+                  </pic:nvPicPr>
+                  <pic:blipFill>
+                    <a:blip r:embed="rId13">
+                      <a:extLst>
+                        <a:ext uri="{28A0092B-C50C-407E-A947-70E740481C1C}">
+                          <a14:useLocalDpi xmlns:a14="http://schemas.microsoft.com/office/drawing/2010/main" val="0"/>
+                        </a:ext>
+                      </a:extLst>
+                    </a:blip>
+                    <a:srcRect/>
+                    <a:stretch>
+                      <a:fillRect/>
+                    </a:stretch>
+                  </pic:blipFill>
+                  <pic:spPr bwMode="auto">
+                    <a:xfrm>
+                      <a:off x="0" y="0"/>
+                      <a:ext cx="6645910" cy="1902460"/>
+                    </a:xfrm>
+                    <a:prstGeom prst="rect">
+                      <a:avLst/>
+                    </a:prstGeom>
+                    <a:noFill/>
+                    <a:ln>
+                      <a:noFill/>
+                    </a:ln>
+                  </pic:spPr>
+                </pic:pic>
+              </a:graphicData>
+            </a:graphic>
+          </wp:inline>
+        </w:drawing>
+      </w:r>
+    </w:p>
+    <w:p>
+      <w:pPr>
+        <w:jc w:val="left"/>
+        <w:rPr>
+          <w:b/>
+          <w:sz w:val="22"/>
+        </w:rPr>
+      </w:pPr>
+      <w:r>
+        <w:rPr>
+          <w:b/>
+          <w:sz w:val="22"/>
+        </w:rPr>
+        <w:t>오프닝 씬 연출을 위한 함수를 나누어 둠 → 추후 내용 추가 예정</w:t>
+      </w:r>
+    </w:p>
+    <w:p>
+      <w:pPr>
+        <w:jc w:val="left"/>
+        <w:rPr>
+          <w:b/>
+          <w:sz w:val="22"/>
+        </w:rPr>
+      </w:pPr>
+      <w:r>
+        <w:rPr>
+          <w:b/>
+          <w:sz w:val="22"/>
+        </w:rPr>
+        <w:lastRenderedPageBreak/>
+        <w:drawing>
+          <wp:inline distT="0" distB="0" distL="0" distR="0" wp14:anchorId="7059B108" wp14:editId="2D068F16">
+            <wp:extent cx="6645910" cy="4852035"/>
+            <wp:effectExtent l="0" t="0" r="2540" b="5715"/>
+            <wp:docPr id="97532354" name="그림 13"/>
+            <wp:cNvGraphicFramePr>
+              <a:graphicFrameLocks xmlns:a="http://schemas.openxmlformats.org/drawingml/2006/main" noChangeAspect="1"/>
+            </wp:cNvGraphicFramePr>
+            <a:graphic xmlns:a="http://schemas.openxmlformats.org/drawingml/2006/main">
+              <a:graphicData uri="http://schemas.openxmlformats.org/drawingml/2006/picture">
+                <pic:pic xmlns:pic="http://schemas.openxmlformats.org/drawingml/2006/picture">
+                  <pic:nvPicPr>
+                    <pic:cNvPr id="0" name="Picture 55"/>
+                    <pic:cNvPicPr>
+                      <a:picLocks noChangeAspect="1" noChangeArrowheads="1"/>
+                    </pic:cNvPicPr>
+                  </pic:nvPicPr>
+                  <pic:blipFill>
+                    <a:blip r:embed="rId14">
+                      <a:extLst>
+                        <a:ext uri="{28A0092B-C50C-407E-A947-70E740481C1C}">
+                          <a14:useLocalDpi xmlns:a14="http://schemas.microsoft.com/office/drawing/2010/main" val="0"/>
+                        </a:ext>
+                      </a:extLst>
+                    </a:blip>
+                    <a:srcRect/>
+                    <a:stretch>
+                      <a:fillRect/>
+                    </a:stretch>
+                  </pic:blipFill>
+                  <pic:spPr bwMode="auto">
+                    <a:xfrm>
+                      <a:off x="0" y="0"/>
+                      <a:ext cx="6645910" cy="4852035"/>
+                    </a:xfrm>
+                    <a:prstGeom prst="rect">
+                      <a:avLst/>
+                    </a:prstGeom>
+                    <a:noFill/>
+                    <a:ln>
+                      <a:noFill/>
+                    </a:ln>
+                  </pic:spPr>
+                </pic:pic>
+              </a:graphicData>
+            </a:graphic>
+          </wp:inline>
+        </w:drawing>
+      </w:r>
+    </w:p>
+    <w:p>
+      <w:pPr>
+        <w:jc w:val="left"/>
+        <w:rPr>
+          <w:b/>
+          <w:sz w:val="22"/>
+        </w:rPr>
+      </w:pPr>
+      <w:r>
+        <w:rPr>
+          <w:b/>
+          <w:sz w:val="22"/>
+        </w:rPr>
+        <w:t>기존에 다이얼로그를 띄워서 서버에 접속하고 방에 입장하는 함수를 타이틀씬 멤버함수로 제작함</w:t>
+      </w:r>
+    </w:p>
+    <w:p>
+      <w:pPr>
+        <w:jc w:val="left"/>
+        <w:rPr>
+          <w:b/>
+          <w:sz w:val="22"/>
+        </w:rPr>
+      </w:pPr>
+      <w:r>
+        <w:rPr>
+          <w:b/>
+          <w:sz w:val="22"/>
+        </w:rPr>
+        <w:t>여기에서 오프닝 연출이 끝난 후 서버에 접속하도록 수정함</w:t>
+      </w:r>
+    </w:p>
+    <w:p>
+      <w:pPr>
+        <w:jc w:val="left"/>
+        <w:rPr>
+          <w:b/>
+          <w:sz w:val="22"/>
+        </w:rPr>
+      </w:pPr>
+      <w:r>
+        <w:rPr>
+          <w:b/>
+          <w:sz w:val="22"/>
+        </w:rPr>
+        <w:tab/>
+      </w:r>
+      <w:r>
+        <w:rPr>
+          <w:b/>
+          <w:sz w:val="22"/>
+        </w:rPr>
+        <w:br/>
+      </w:r>
+      <w:r>
+        <w:rPr>
+          <w:b/>
+          <w:sz w:val="22"/>
+        </w:rPr>
+        <w:tab/>
+      </w:r>
+    </w:p>
+    <w:p>
+      <w:pPr>
+        <w:widowControl/>
+        <w:wordWrap/>
+        <w:autoSpaceDE/>
+        <w:autoSpaceDN/>
+        <w:rPr>
+          <w:b/>
+          <w:bCs/>
+          <w:sz w:val="22"/>
+        </w:rPr>
+      </w:pPr>
+      <w:r>
+        <w:rPr>
+          <w:b/>
+          <w:bCs/>
+          <w:sz w:val="22"/>
+        </w:rPr>
+        <w:br w:type="page"/>
+      </w:r>
+    </w:p>
+    <w:p>
+      <w:pPr>
+        <w:jc w:val="left"/>
+        <w:rPr>
+          <w:b/>
+          <w:sz w:val="24"/>
+          <w:szCs w:val="24"/>
+        </w:rPr>
+      </w:pPr>
+      <w:r>
+        <w:rPr>
+          <w:b/>
+          <w:bCs/>
+          <w:sz w:val="24"/>
+          <w:szCs w:val="24"/>
+        </w:rPr>
+        <w:lastRenderedPageBreak/>
+        <w:t>씬</w:t>
+      </w:r>
+      <w:r>
+        <w:rPr>
+          <w:b/>
+          <w:sz w:val="24"/>
+          <w:szCs w:val="24"/>
+        </w:rPr>
+        <w:t xml:space="preserve"> </w:t>
+      </w:r>
+      <w:r>
+        <w:rPr>
+          <w:b/>
+          <w:bCs/>
+          <w:sz w:val="24"/>
+          <w:szCs w:val="24"/>
+        </w:rPr>
+        <w:t>넘어갈 시에 이미 로드한 랜드스케이프는 더 로드하지 않도록 수정</w:t>
+      </w:r>
+    </w:p>
+    <w:p>
+      <w:pPr>
+        <w:jc w:val="left"/>
+        <w:rPr>
+          <w:b/>
+          <w:sz w:val="22"/>
+        </w:rPr>
+      </w:pPr>
       <w:proofErr w:type="gramStart"/>
       <w:r>
         <w:rPr>
-          <w:rFonts w:ascii="맑은 고딕" w:eastAsia="맑은 고딕" w:hAnsi="맑은 고딕" w:hint="eastAsia"/>
+          <w:b/>
+          <w:sz w:val="22"/>
+        </w:rPr>
+        <w:t>SceneManager::</w:t>
+      </w:r>
+      <w:proofErr w:type="gramEnd"/>
+      <w:r>
+        <w:rPr>
+          <w:b/>
+          <w:sz w:val="22"/>
+        </w:rPr>
+        <w:t>process_scene_change_if_requested 함수 내부에</w:t>
+      </w:r>
+    </w:p>
+    <w:p>
+      <w:pPr>
+        <w:jc w:val="left"/>
+        <w:rPr>
+          <w:b/>
+          <w:sz w:val="22"/>
+        </w:rPr>
+      </w:pPr>
+      <w:r>
+        <w:rPr>
+          <w:b/>
+          <w:sz w:val="22"/>
+        </w:rPr>
+        <w:drawing>
+          <wp:inline distT="0" distB="0" distL="0" distR="0" wp14:anchorId="3BE96955" wp14:editId="4A1CAF8F">
+            <wp:extent cx="6645910" cy="6367145"/>
+            <wp:effectExtent l="0" t="0" r="2540" b="0"/>
+            <wp:docPr id="1472864171" name="그림 12"/>
+            <wp:cNvGraphicFramePr>
+              <a:graphicFrameLocks xmlns:a="http://schemas.openxmlformats.org/drawingml/2006/main" noChangeAspect="1"/>
+            </wp:cNvGraphicFramePr>
+            <a:graphic xmlns:a="http://schemas.openxmlformats.org/drawingml/2006/main">
+              <a:graphicData uri="http://schemas.openxmlformats.org/drawingml/2006/picture">
+                <pic:pic xmlns:pic="http://schemas.openxmlformats.org/drawingml/2006/picture">
+                  <pic:nvPicPr>
+                    <pic:cNvPr id="0" name="Picture 56"/>
+                    <pic:cNvPicPr>
+                      <a:picLocks noChangeAspect="1" noChangeArrowheads="1"/>
+                    </pic:cNvPicPr>
+                  </pic:nvPicPr>
+                  <pic:blipFill>
+                    <a:blip r:embed="rId15">
+                      <a:extLst>
+                        <a:ext uri="{28A0092B-C50C-407E-A947-70E740481C1C}">
+                          <a14:useLocalDpi xmlns:a14="http://schemas.microsoft.com/office/drawing/2010/main" val="0"/>
+                        </a:ext>
+                      </a:extLst>
+                    </a:blip>
+                    <a:srcRect/>
+                    <a:stretch>
+                      <a:fillRect/>
+                    </a:stretch>
+                  </pic:blipFill>
+                  <pic:spPr bwMode="auto">
+                    <a:xfrm>
+                      <a:off x="0" y="0"/>
+                      <a:ext cx="6645910" cy="6367145"/>
+                    </a:xfrm>
+                    <a:prstGeom prst="rect">
+                      <a:avLst/>
+                    </a:prstGeom>
+                    <a:noFill/>
+                    <a:ln>
+                      <a:noFill/>
+                    </a:ln>
+                  </pic:spPr>
+                </pic:pic>
+              </a:graphicData>
+            </a:graphic>
+          </wp:inline>
+        </w:drawing>
+      </w:r>
+    </w:p>
+    <w:p>
+      <w:pPr>
+        <w:jc w:val="left"/>
+        <w:rPr>
+          <w:b/>
+          <w:sz w:val="22"/>
+        </w:rPr>
+      </w:pPr>
+      <w:r>
+        <w:rPr>
+          <w:b/>
+          <w:sz w:val="22"/>
+        </w:rPr>
+        <w:t>씬에서 넘어갈 때 타이틀 씬에서 전체 맵을 로드하고 연출할 생각이라 메인 씬에서 다시 로드 안하도록 수정하여 재로딩 방지 코드를 추가해주었음</w:t>
+      </w:r>
+    </w:p>
+    <w:p>
+      <w:pPr>
+        <w:jc w:val="left"/>
+        <w:rPr>
+          <w:rFonts w:hint="eastAsia"/>
+          <w:b/>
+          <w:sz w:val="22"/>
+        </w:rPr>
+      </w:pPr>
+    </w:p>
+    <w:p>
+      <w:pPr>
+        <w:jc w:val="left"/>
+        <w:rPr>
+          <w:b/>
+          <w:sz w:val="24"/>
+          <w:szCs w:val="24"/>
+        </w:rPr>
+      </w:pPr>
+      <w:r>
+        <w:rPr>
+          <w:b/>
+          <w:sz w:val="22"/>
+        </w:rPr>
+        <w:tab/>
+      </w:r>
+      <w:r>
+        <w:rPr>
           <w:b/>
           <w:bCs/>
-        </w:rPr>
-        <w:t>사용 했다</w:t>
-      </w:r>
-      <w:proofErr w:type="gramEnd"/>
-    </w:p>
-    <w:p>
-      <w:pPr>
-        <w:jc w:val="left"/>
-        <w:rPr>
-          <w:rFonts w:ascii="맑은 고딕" w:eastAsia="맑은 고딕" w:hAnsi="맑은 고딕"/>
-          <w:b/>
-          <w:bCs/>
-        </w:rPr>
-      </w:pPr>
-      <w:r>
-        <w:rPr>
-          <w:rFonts w:ascii="맑은 고딕" w:eastAsia="맑은 고딕" w:hAnsi="맑은 고딕" w:hint="eastAsia"/>
-          <w:b/>
-          <w:bCs/>
-        </w:rPr>
-        <w:t>- 그 결과 몇몇 오브젝트는 충돌이 안되는 버그를 발견</w:t>
-      </w:r>
-    </w:p>
-    <w:p>
-      <w:pPr>
-        <w:jc w:val="left"/>
-        <w:rPr>
-          <w:rFonts w:ascii="맑은 고딕" w:eastAsia="맑은 고딕" w:hAnsi="맑은 고딕"/>
-          <w:b/>
-          <w:bCs/>
-        </w:rPr>
-      </w:pPr>
-      <w:r>
-        <w:rPr>
-          <w:rFonts w:ascii="맑은 고딕" w:eastAsia="맑은 고딕" w:hAnsi="맑은 고딕" w:hint="eastAsia"/>
-          <w:b/>
-          <w:bCs/>
-        </w:rPr>
-        <w:t>- 정확히 확인 해보니깐 room 인스턴스 한 개당 body를 1024개 만들수 있게 설정 해뒀는데 이것보다 큰 개수의 body를 만들다보니 버그 발생</w:t>
-      </w:r>
-    </w:p>
-    <w:p>
-      <w:pPr>
-        <w:jc w:val="left"/>
-        <w:rPr>
-          <w:rFonts w:ascii="맑은 고딕" w:eastAsia="맑은 고딕" w:hAnsi="맑은 고딕"/>
-          <w:b/>
-          <w:bCs/>
-        </w:rPr>
-      </w:pPr>
-      <w:r>
-        <w:rPr>
-          <w:rFonts w:ascii="맑은 고딕" w:eastAsia="맑은 고딕" w:hAnsi="맑은 고딕" w:hint="eastAsia"/>
-          <w:b/>
-          <w:bCs/>
-        </w:rPr>
-        <w:t>- 그래도 충돌이 안되는 버그 발생</w:t>
-      </w:r>
-    </w:p>
-    <w:p>
-      <w:pPr>
-        <w:jc w:val="left"/>
-        <w:rPr>
-          <w:rFonts w:ascii="맑은 고딕" w:eastAsia="맑은 고딕" w:hAnsi="맑은 고딕"/>
-          <w:b/>
-          <w:bCs/>
-        </w:rPr>
-      </w:pPr>
-      <w:r>
-        <w:rPr>
-          <w:rFonts w:ascii="맑은 고딕" w:eastAsia="맑은 고딕" w:hAnsi="맑은 고딕" w:hint="eastAsia"/>
-          <w:b/>
-          <w:bCs/>
-        </w:rPr>
-        <w:t xml:space="preserve">- 단일 convex는 충돌이 잘되는데 모델 자체의 convex가 여러 개 있을 때 충돌이 제대로 </w:t>
-      </w:r>
-      <w:proofErr w:type="gramStart"/>
-      <w:r>
-        <w:rPr>
-          <w:rFonts w:ascii="맑은 고딕" w:eastAsia="맑은 고딕" w:hAnsi="맑은 고딕" w:hint="eastAsia"/>
-          <w:b/>
-          <w:bCs/>
-        </w:rPr>
-        <w:t>안되는</w:t>
-      </w:r>
-      <w:proofErr w:type="gramEnd"/>
-      <w:r>
-        <w:rPr>
-          <w:rFonts w:ascii="맑은 고딕" w:eastAsia="맑은 고딕" w:hAnsi="맑은 고딕" w:hint="eastAsia"/>
-          <w:b/>
-          <w:bCs/>
-        </w:rPr>
-        <w:t xml:space="preserve"> 버그 발견</w:t>
-      </w:r>
-    </w:p>
-    <w:p>
-      <w:pPr>
-        <w:jc w:val="left"/>
-        <w:rPr>
-          <w:rFonts w:ascii="맑은 고딕" w:eastAsia="맑은 고딕" w:hAnsi="맑은 고딕"/>
-          <w:b/>
-          <w:bCs/>
-        </w:rPr>
-      </w:pPr>
-      <w:r>
-        <w:rPr>
-          <w:rFonts w:ascii="맑은 고딕" w:eastAsia="맑은 고딕" w:hAnsi="맑은 고딕" w:hint="eastAsia"/>
-          <w:b/>
-          <w:bCs/>
-        </w:rPr>
-        <w:t>- 언리얼에서 단일 Convex Hull과 Complex Collision으로 변경했지만 버그가 해결이 안됨</w:t>
-      </w:r>
-    </w:p>
-    <w:p>
-      <w:pPr>
-        <w:jc w:val="left"/>
-        <w:rPr>
-          <w:rFonts w:ascii="맑은 고딕" w:eastAsia="맑은 고딕" w:hAnsi="맑은 고딕"/>
-          <w:b/>
-          <w:bCs/>
-        </w:rPr>
-      </w:pPr>
-      <w:r>
-        <w:rPr>
-          <w:rFonts w:ascii="맑은 고딕" w:eastAsia="맑은 고딕" w:hAnsi="맑은 고딕" w:hint="eastAsia"/>
-          <w:b/>
-          <w:bCs/>
-        </w:rPr>
-        <w:t>- complex collision이 많아져서 glTF로 읽은 맵데이터의 오버헤드</w:t>
-      </w:r>
-      <w:r>
-        <w:rPr>
-          <w:rFonts w:ascii="맑은 고딕" w:eastAsia="맑은 고딕" w:hAnsi="맑은 고딕" w:hint="eastAsia"/>
-          <w:b/>
-          <w:bCs/>
-        </w:rPr>
-        <w:t xml:space="preserve">와 거의 같아지고 json 추출 파일만 커지는 문제 발생 </w:t>
-      </w:r>
-    </w:p>
-    <w:p>
-      <w:pPr>
-        <w:jc w:val="left"/>
-        <w:rPr>
-          <w:rFonts w:ascii="맑은 고딕" w:eastAsia="맑은 고딕" w:hAnsi="맑은 고딕"/>
-          <w:b/>
-          <w:bCs/>
-        </w:rPr>
-      </w:pPr>
-      <w:r>
-        <w:rPr>
-          <w:rFonts w:ascii="맑은 고딕" w:eastAsia="맑은 고딕" w:hAnsi="맑은 고딕" w:hint="eastAsia"/>
-          <w:b/>
-          <w:bCs/>
-        </w:rPr>
-        <w:t>- 따라서 일단 서버에서 glTF로 맵데이터를 읽고 body를 만든다. -&gt; 나중에 shape 생성 용이 하게끔 jbin라는 나만의 바이너리 파일로 저장하고 나중에 빠른 로딩을 제공</w:t>
-      </w:r>
-    </w:p>
-    <w:p>
-      <w:pPr>
-        <w:jc w:val="left"/>
-        <w:rPr>
-          <w:rFonts w:hint="eastAsia"/>
-          <w:b/>
-          <w:sz w:val="22"/>
-        </w:rPr>
-      </w:pPr>
+          <w:sz w:val="24"/>
+          <w:szCs w:val="24"/>
+        </w:rPr>
+        <w:t>사운드 매니저 소리 재생 중 확인 및 음악 재생 시간 확인 기능 추가</w:t>
+      </w:r>
+    </w:p>
+    <w:p>
+      <w:pPr>
+        <w:jc w:val="left"/>
+        <w:rPr>
+          <w:b/>
+          <w:sz w:val="22"/>
+        </w:rPr>
+      </w:pPr>
+      <w:r>
+        <w:rPr>
+          <w:b/>
+          <w:sz w:val="22"/>
+        </w:rPr>
+        <w:tab/>
+        <w:t>타이틀 씬같이 연출이 필요한 경우에 소리와 실제 시간이 맞게 ui가 싱크가 맞아야 하는 경우가 있어 노래가 렉 걸려서 느려졌다면 ui 나오는 것도 느리게 되어야 어색하지 않다.</w:t>
+      </w:r>
+    </w:p>
+    <w:p>
+      <w:pPr>
+        <w:jc w:val="left"/>
+        <w:rPr>
+          <w:b/>
+          <w:sz w:val="22"/>
+        </w:rPr>
+      </w:pPr>
+      <w:r>
+        <w:rPr>
+          <w:b/>
+          <w:sz w:val="22"/>
+        </w:rPr>
+        <w:lastRenderedPageBreak/>
+        <w:drawing>
+          <wp:inline distT="0" distB="0" distL="0" distR="0" wp14:anchorId="24C56612" wp14:editId="18A8C89E">
+            <wp:extent cx="6645910" cy="1226185"/>
+            <wp:effectExtent l="0" t="0" r="2540" b="0"/>
+            <wp:docPr id="274699815" name="그림 22"/>
+            <wp:cNvGraphicFramePr>
+              <a:graphicFrameLocks xmlns:a="http://schemas.openxmlformats.org/drawingml/2006/main" noChangeAspect="1"/>
+            </wp:cNvGraphicFramePr>
+            <a:graphic xmlns:a="http://schemas.openxmlformats.org/drawingml/2006/main">
+              <a:graphicData uri="http://schemas.openxmlformats.org/drawingml/2006/picture">
+                <pic:pic xmlns:pic="http://schemas.openxmlformats.org/drawingml/2006/picture">
+                  <pic:nvPicPr>
+                    <pic:cNvPr id="0" name="Picture 74"/>
+                    <pic:cNvPicPr>
+                      <a:picLocks noChangeAspect="1" noChangeArrowheads="1"/>
+                    </pic:cNvPicPr>
+                  </pic:nvPicPr>
+                  <pic:blipFill>
+                    <a:blip r:embed="rId16">
+                      <a:extLst>
+                        <a:ext uri="{28A0092B-C50C-407E-A947-70E740481C1C}">
+                          <a14:useLocalDpi xmlns:a14="http://schemas.microsoft.com/office/drawing/2010/main" val="0"/>
+                        </a:ext>
+                      </a:extLst>
+                    </a:blip>
+                    <a:srcRect/>
+                    <a:stretch>
+                      <a:fillRect/>
+                    </a:stretch>
+                  </pic:blipFill>
+                  <pic:spPr bwMode="auto">
+                    <a:xfrm>
+                      <a:off x="0" y="0"/>
+                      <a:ext cx="6645910" cy="1226185"/>
+                    </a:xfrm>
+                    <a:prstGeom prst="rect">
+                      <a:avLst/>
+                    </a:prstGeom>
+                    <a:noFill/>
+                    <a:ln>
+                      <a:noFill/>
+                    </a:ln>
+                  </pic:spPr>
+                </pic:pic>
+              </a:graphicData>
+            </a:graphic>
+          </wp:inline>
+        </w:drawing>
+      </w:r>
+    </w:p>
+    <w:p>
+      <w:pPr>
+        <w:jc w:val="left"/>
+        <w:rPr>
+          <w:b/>
+          <w:sz w:val="22"/>
+        </w:rPr>
+      </w:pPr>
+      <w:r>
+        <w:rPr>
+          <w:b/>
+          <w:sz w:val="22"/>
+        </w:rPr>
+        <w:tab/>
+        <w:t>사운드 매니저에 두가지 기능을 추가하였다.</w:t>
+      </w:r>
+    </w:p>
+    <w:p>
+      <w:pPr>
+        <w:jc w:val="left"/>
+        <w:rPr>
+          <w:b/>
+          <w:sz w:val="22"/>
+        </w:rPr>
+      </w:pPr>
+      <w:r>
+        <w:rPr>
+          <w:b/>
+          <w:sz w:val="22"/>
+        </w:rPr>
+        <w:tab/>
+        <w:t>내가 설정한 이름의 노래가 재생되고 있는지?</w:t>
+      </w:r>
+    </w:p>
+    <w:p>
+      <w:pPr>
+        <w:jc w:val="left"/>
+        <w:rPr>
+          <w:b/>
+          <w:sz w:val="22"/>
+        </w:rPr>
+      </w:pPr>
+      <w:r>
+        <w:rPr>
+          <w:b/>
+          <w:sz w:val="22"/>
+        </w:rPr>
+        <w:tab/>
+        <w:t>현재 내가 설정한 이름의 노래가 얼마만큼 재생되고 있는지 → 초(second) 단위</w:t>
+      </w:r>
+    </w:p>
+    <w:p>
+      <w:pPr>
+        <w:jc w:val="left"/>
+        <w:rPr>
+          <w:b/>
+          <w:sz w:val="22"/>
+        </w:rPr>
+      </w:pPr>
+      <w:r>
+        <w:rPr>
+          <w:b/>
+          <w:sz w:val="22"/>
+        </w:rPr>
+        <w:drawing>
+          <wp:inline distT="0" distB="0" distL="0" distR="0" wp14:anchorId="43E990B6" wp14:editId="2DE44CCA">
+            <wp:extent cx="5535637" cy="6120618"/>
+            <wp:effectExtent l="0" t="0" r="8255" b="0"/>
+            <wp:docPr id="1407330803" name="그림 21"/>
+            <wp:cNvGraphicFramePr>
+              <a:graphicFrameLocks xmlns:a="http://schemas.openxmlformats.org/drawingml/2006/main" noChangeAspect="1"/>
+            </wp:cNvGraphicFramePr>
+            <a:graphic xmlns:a="http://schemas.openxmlformats.org/drawingml/2006/main">
+              <a:graphicData uri="http://schemas.openxmlformats.org/drawingml/2006/picture">
+                <pic:pic xmlns:pic="http://schemas.openxmlformats.org/drawingml/2006/picture">
+                  <pic:nvPicPr>
+                    <pic:cNvPr id="0" name="Picture 75"/>
+                    <pic:cNvPicPr>
+                      <a:picLocks noChangeAspect="1" noChangeArrowheads="1"/>
+                    </pic:cNvPicPr>
+                  </pic:nvPicPr>
+                  <pic:blipFill>
+                    <a:blip r:embed="rId17">
+                      <a:extLst>
+                        <a:ext uri="{28A0092B-C50C-407E-A947-70E740481C1C}">
+                          <a14:useLocalDpi xmlns:a14="http://schemas.microsoft.com/office/drawing/2010/main" val="0"/>
+                        </a:ext>
+                      </a:extLst>
+                    </a:blip>
+                    <a:srcRect/>
+                    <a:stretch>
+                      <a:fillRect/>
+                    </a:stretch>
+                  </pic:blipFill>
+                  <pic:spPr bwMode="auto">
+                    <a:xfrm>
+                      <a:off x="0" y="0"/>
+                      <a:ext cx="5536388" cy="6121448"/>
+                    </a:xfrm>
+                    <a:prstGeom prst="rect">
+                      <a:avLst/>
+                    </a:prstGeom>
+                    <a:noFill/>
+                    <a:ln>
+                      <a:noFill/>
+                    </a:ln>
+                  </pic:spPr>
+                </pic:pic>
+              </a:graphicData>
+            </a:graphic>
+          </wp:inline>
+        </w:drawing>
+      </w:r>
+    </w:p>
+    <w:p>
+      <w:pPr>
+        <w:jc w:val="left"/>
+        <w:rPr>
+          <w:b/>
+          <w:sz w:val="22"/>
+        </w:rPr>
+      </w:pPr>
+      <w:r>
+        <w:rPr>
+          <w:b/>
+          <w:sz w:val="22"/>
+        </w:rPr>
+        <w:tab/>
+        <w:t>내부적으로 채널들을 확인하며 해당 이름의 사운드가 재생중인지 판별하고 있으며, 현재 채널의 재생 위치를 밀리초로 받아와 초로 변환해서 반환해준다.</w:t>
+      </w:r>
+    </w:p>
+    <w:p>
+      <w:pPr>
+        <w:jc w:val="left"/>
+        <w:rPr>
+          <w:b/>
+          <w:sz w:val="22"/>
+        </w:rPr>
+      </w:pPr>
+      <w:r>
+        <w:rPr>
+          <w:b/>
+          <w:sz w:val="22"/>
+        </w:rPr>
+        <w:tab/>
+        <w:t>위 기능을 이용해여 노래와 처음 PIPGames 로고 ui의 싱크를 맞춰주었다.</w:t>
+      </w:r>
     </w:p>
     <w:p>
       <w:pPr>
@@ -774,7 +2135,6 @@
                 <w:b/>
                 <w:sz w:val="22"/>
               </w:rPr>
-              <w:lastRenderedPageBreak/>
               <w:t>문제점 정리</w:t>
             </w:r>
           </w:p>
@@ -2162,7 +3522,6 @@
   <w:style w:type="character" w:default="1" w:styleId="a0">
     <w:name w:val="Default Paragraph Font"/>
     <w:uiPriority w:val="1"/>
-    <w:semiHidden/>
     <w:unhideWhenUsed/>
   </w:style>
   <w:style w:type="table" w:default="1" w:styleId="a1">

--- a/작업일지/36주차.docx
+++ b/작업일지/36주차.docx
@@ -452,6 +452,23 @@
           <w:p>
             <w:pPr>
               <w:rPr>
+                <w:rFonts w:ascii="맑은 고딕" w:eastAsia="맑은 고딕" w:hAnsi="맑은 고딕"/>
+                <w:b/>
+                <w:bCs/>
+              </w:rPr>
+            </w:pPr>
+            <w:r>
+              <w:rPr>
+                <w:rFonts w:ascii="맑은 고딕" w:eastAsia="맑은 고딕" w:hAnsi="맑은 고딕"/>
+                <w:b/>
+                <w:bCs/>
+              </w:rPr>
+              <w:t>사운드 매니저 소리 재생 중 확인 및 음악 재생 시간 확인 기능 추가</w:t>
+            </w:r>
+          </w:p>
+          <w:p>
+            <w:pPr>
+              <w:rPr>
                 <w:rFonts w:ascii="맑은 고딕" w:eastAsia="맑은 고딕" w:hAnsi="맑은 고딕" w:hint="eastAsia"/>
                 <w:b/>
                 <w:bCs/>
@@ -459,11 +476,19 @@
             </w:pPr>
             <w:r>
               <w:rPr>
-                <w:rFonts w:ascii="맑은 고딕" w:eastAsia="맑은 고딕" w:hAnsi="맑은 고딕"/>
+                <w:rFonts w:ascii="맑은 고딕" w:eastAsia="맑은 고딕" w:hAnsi="맑은 고딕" w:hint="eastAsia"/>
                 <w:b/>
                 <w:bCs/>
               </w:rPr>
-              <w:t>사운드 매니저 소리 재생 중 확인 및 음악 재생 시간 확인 기능 추가</w:t>
+              <w:t xml:space="preserve">정점 버그 해결 이후 과한 specular에 대한 </w:t>
+            </w:r>
+            <w:r>
+              <w:rPr>
+                <w:rFonts w:ascii="맑은 고딕" w:eastAsia="맑은 고딕" w:hAnsi="맑은 고딕" w:hint="eastAsia"/>
+                <w:b/>
+                <w:bCs/>
+              </w:rPr>
+              <w:t>절충안</w:t>
             </w:r>
           </w:p>
         </w:tc>
@@ -830,10 +855,11 @@
       <w:r>
         <w:rPr>
           <w:b/>
+          <w:noProof/>
           <w:sz w:val="22"/>
         </w:rPr>
         <w:drawing>
-          <wp:inline distT="0" distB="0" distL="0" distR="0" wp14:anchorId="59917042" wp14:editId="5C597E9D">
+          <wp:inline distT="0" distB="0" distL="0" distR="0" wp14:anchorId="59917042" wp14:editId="31E72B8C">
             <wp:extent cx="6645910" cy="2721610"/>
             <wp:effectExtent l="0" t="0" r="2540" b="2540"/>
             <wp:docPr id="1471169632" name="그림 4"/>
@@ -1005,6 +1031,7 @@
       <w:r>
         <w:rPr>
           <w:b/>
+          <w:noProof/>
           <w:sz w:val="22"/>
         </w:rPr>
         <w:drawing>
@@ -1129,6 +1156,7 @@
       <w:r>
         <w:rPr>
           <w:b/>
+          <w:noProof/>
           <w:sz w:val="22"/>
         </w:rPr>
         <w:drawing>
@@ -1208,6 +1236,7 @@
       <w:r>
         <w:rPr>
           <w:b/>
+          <w:noProof/>
           <w:sz w:val="22"/>
         </w:rPr>
         <w:lastRenderedPageBreak/>
@@ -1302,6 +1331,7 @@
       <w:r>
         <w:rPr>
           <w:b/>
+          <w:noProof/>
           <w:sz w:val="22"/>
         </w:rPr>
         <w:lastRenderedPageBreak/>
@@ -1390,6 +1420,7 @@
       <w:r>
         <w:rPr>
           <w:b/>
+          <w:noProof/>
           <w:sz w:val="22"/>
         </w:rPr>
         <w:lastRenderedPageBreak/>
@@ -1470,6 +1501,7 @@
       <w:r>
         <w:rPr>
           <w:b/>
+          <w:noProof/>
           <w:sz w:val="22"/>
         </w:rPr>
         <w:drawing>
@@ -1549,6 +1581,7 @@
       <w:r>
         <w:rPr>
           <w:b/>
+          <w:noProof/>
           <w:sz w:val="22"/>
         </w:rPr>
         <w:lastRenderedPageBreak/>
@@ -1758,6 +1791,7 @@
       <w:r>
         <w:rPr>
           <w:b/>
+          <w:noProof/>
           <w:sz w:val="22"/>
         </w:rPr>
         <w:drawing>
@@ -1830,7 +1864,6 @@
       <w:pPr>
         <w:jc w:val="left"/>
         <w:rPr>
-          <w:rFonts w:hint="eastAsia"/>
           <w:b/>
           <w:sz w:val="22"/>
         </w:rPr>
@@ -1890,6 +1923,7 @@
       <w:r>
         <w:rPr>
           <w:b/>
+          <w:noProof/>
           <w:sz w:val="22"/>
         </w:rPr>
         <w:lastRenderedPageBreak/>
@@ -2005,6 +2039,7 @@
       <w:r>
         <w:rPr>
           <w:b/>
+          <w:noProof/>
           <w:sz w:val="22"/>
         </w:rPr>
         <w:drawing>
@@ -2090,6 +2125,605 @@
         <w:tab/>
         <w:t>위 기능을 이용해여 노래와 처음 PIPGames 로고 ui의 싱크를 맞춰주었다.</w:t>
       </w:r>
+    </w:p>
+    <w:p>
+      <w:pPr>
+        <w:widowControl/>
+        <w:wordWrap/>
+        <w:autoSpaceDE/>
+        <w:autoSpaceDN/>
+        <w:rPr>
+          <w:b/>
+          <w:sz w:val="22"/>
+        </w:rPr>
+      </w:pPr>
+      <w:proofErr w:type="gramStart"/>
+      <w:r>
+        <w:rPr>
+          <w:b/>
+          <w:sz w:val="22"/>
+        </w:rPr>
+        <w:lastRenderedPageBreak/>
+        <w:t>roughness ,</w:t>
+      </w:r>
+      <w:proofErr w:type="gramEnd"/>
+      <w:r>
+        <w:rPr>
+          <w:b/>
+          <w:sz w:val="22"/>
+        </w:rPr>
+        <w:t xml:space="preserve"> </w:t>
+      </w:r>
+      <w:r>
+        <w:rPr>
+          <w:rFonts w:hint="eastAsia"/>
+          <w:b/>
+          <w:sz w:val="22"/>
+        </w:rPr>
+        <w:t>1</w:t>
+      </w:r>
+      <w:r>
+        <w:rPr>
+          <w:b/>
+          <w:sz w:val="22"/>
+        </w:rPr>
+        <w:t xml:space="preserve">.0, 0.0, </w:t>
+      </w:r>
+      <w:proofErr w:type="gramStart"/>
+      <w:r>
+        <w:rPr>
+          <w:rFonts w:hint="eastAsia"/>
+          <w:b/>
+          <w:sz w:val="22"/>
+        </w:rPr>
+        <w:t>0</w:t>
+      </w:r>
+      <w:r>
+        <w:rPr>
+          <w:b/>
+          <w:sz w:val="22"/>
+        </w:rPr>
+        <w:t>.0 으로</w:t>
+      </w:r>
+      <w:proofErr w:type="gramEnd"/>
+      <w:r>
+        <w:rPr>
+          <w:b/>
+          <w:sz w:val="22"/>
+        </w:rPr>
+        <w:t xml:space="preserve"> 테스트</w:t>
+      </w:r>
+    </w:p>
+    <w:p>
+      <w:pPr>
+        <w:widowControl/>
+        <w:wordWrap/>
+        <w:autoSpaceDE/>
+        <w:autoSpaceDN/>
+        <w:rPr>
+          <w:b/>
+          <w:sz w:val="22"/>
+        </w:rPr>
+      </w:pPr>
+      <w:r>
+        <w:rPr>
+          <w:b/>
+          <w:sz w:val="22"/>
+        </w:rPr>
+        <mc:AlternateContent>
+          <mc:Choice Requires="wps">
+            <w:drawing>
+              <wp:inline distT="0" distB="0" distL="0" distR="0" wp14:anchorId="69F9B354" wp14:editId="6350C425">
+                <wp:extent cx="304800" cy="304800"/>
+                <wp:effectExtent l="0" t="0" r="0" b="0"/>
+                <wp:docPr id="21771609" name="직사각형 6"/>
+                <wp:cNvGraphicFramePr>
+                  <a:graphicFrameLocks xmlns:a="http://schemas.openxmlformats.org/drawingml/2006/main" noChangeAspect="1"/>
+                </wp:cNvGraphicFramePr>
+                <a:graphic xmlns:a="http://schemas.openxmlformats.org/drawingml/2006/main">
+                  <a:graphicData uri="http://schemas.microsoft.com/office/word/2010/wordprocessingShape">
+                    <wps:wsp>
+                      <wps:cNvSpPr>
+                        <a:spLocks noChangeAspect="1" noChangeArrowheads="1"/>
+                      </wps:cNvSpPr>
+                      <wps:spPr bwMode="auto">
+                        <a:xfrm>
+                          <a:off x="0" y="0"/>
+                          <a:ext cx="304800" cy="304800"/>
+                        </a:xfrm>
+                        <a:prstGeom prst="rect">
+                          <a:avLst/>
+                        </a:prstGeom>
+                        <a:noFill/>
+                        <a:ln>
+                          <a:noFill/>
+                        </a:ln>
+                        <a:extLst>
+                          <a:ext uri="{909E8E84-426E-40DD-AFC4-6F175D3DCCD1}">
+                            <a14:hiddenFill xmlns:a14="http://schemas.microsoft.com/office/drawing/2010/main">
+                              <a:solidFill>
+                                <a:srgbClr val="FFFFFF"/>
+                              </a:solidFill>
+                            </a14:hiddenFill>
+                          </a:ext>
+                          <a:ext uri="{91240B29-F687-4F45-9708-019B960494DF}">
+                            <a14:hiddenLine xmlns:a14="http://schemas.microsoft.com/office/drawing/2010/main" w="9525">
+                              <a:solidFill>
+                                <a:srgbClr val="000000"/>
+                              </a:solidFill>
+                              <a:miter lim="800000"/>
+                              <a:headEnd/>
+                              <a:tailEnd/>
+                            </a14:hiddenLine>
+                          </a:ext>
+                        </a:extLst>
+                      </wps:spPr>
+                      <wps:bodyPr rot="0" vert="horz" wrap="square" lIns="91440" tIns="45720" rIns="91440" bIns="45720" anchor="t" anchorCtr="0" upright="1">
+                        <a:noAutofit/>
+                      </wps:bodyPr>
+                    </wps:wsp>
+                  </a:graphicData>
+                </a:graphic>
+              </wp:inline>
+            </w:drawing>
+          </mc:Choice>
+          <mc:Fallback>
+            <w:pict>
+              <v:rect w14:anchorId="42351A5D" id="직사각형 6" o:spid="_x0000_s1026" style="width:24pt;height:24pt;visibility:visible;mso-wrap-style:square;mso-left-percent:-10001;mso-top-percent:-10001;mso-position-horizontal:absolute;mso-position-horizontal-relative:char;mso-position-vertical:absolute;mso-position-vertical-relative:line;mso-left-percent:-10001;mso-top-percent:-10001;v-text-anchor:top" o:gfxdata="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" filled="f" stroked="f">
+                <o:lock v:ext="edit" aspectratio="t"/>
+                <w10:anchorlock/>
+              </v:rect>
+            </w:pict>
+          </mc:Fallback>
+        </mc:AlternateContent>
+      </w:r>
+      <w:r>
+        <w:rPr>
+          <w:b/>
+          <w:sz w:val="22"/>
+        </w:rPr>
+        <w:drawing>
+          <wp:inline distT="0" distB="0" distL="0" distR="0" wp14:anchorId="49EF3243" wp14:editId="6CE3C48A">
+            <wp:extent cx="2668309" cy="2924175"/>
+            <wp:effectExtent l="0" t="0" r="0" b="0"/>
+            <wp:docPr id="1333305272" name="그림 1"/>
+            <wp:cNvGraphicFramePr>
+              <a:graphicFrameLocks xmlns:a="http://schemas.openxmlformats.org/drawingml/2006/main" noChangeAspect="1"/>
+            </wp:cNvGraphicFramePr>
+            <a:graphic xmlns:a="http://schemas.openxmlformats.org/drawingml/2006/main">
+              <a:graphicData uri="http://schemas.openxmlformats.org/drawingml/2006/picture">
+                <pic:pic xmlns:pic="http://schemas.openxmlformats.org/drawingml/2006/picture">
+                  <pic:nvPicPr>
+                    <pic:cNvPr id="1333305272" name=""/>
+                    <pic:cNvPicPr/>
+                  </pic:nvPicPr>
+                  <pic:blipFill>
+                    <a:blip r:embed="rId18"/>
+                    <a:stretch>
+                      <a:fillRect/>
+                    </a:stretch>
+                  </pic:blipFill>
+                  <pic:spPr>
+                    <a:xfrm>
+                      <a:off x="0" y="0"/>
+                      <a:ext cx="2670363" cy="2926426"/>
+                    </a:xfrm>
+                    <a:prstGeom prst="rect">
+                      <a:avLst/>
+                    </a:prstGeom>
+                  </pic:spPr>
+                </pic:pic>
+              </a:graphicData>
+            </a:graphic>
+          </wp:inline>
+        </w:drawing>
+      </w:r>
+    </w:p>
+    <w:p>
+      <w:pPr>
+        <w:widowControl/>
+        <w:wordWrap/>
+        <w:autoSpaceDE/>
+        <w:autoSpaceDN/>
+        <w:rPr>
+          <w:b/>
+          <w:sz w:val="22"/>
+        </w:rPr>
+      </w:pPr>
+      <w:r>
+        <w:rPr>
+          <w:b/>
+          <w:sz w:val="22"/>
+        </w:rPr>
+        <w:t xml:space="preserve">metalic, </w:t>
+      </w:r>
+      <w:r>
+        <w:rPr>
+          <w:rFonts w:hint="eastAsia"/>
+          <w:b/>
+          <w:sz w:val="22"/>
+        </w:rPr>
+        <w:t>1</w:t>
+      </w:r>
+      <w:r>
+        <w:rPr>
+          <w:b/>
+          <w:sz w:val="22"/>
+        </w:rPr>
+        <w:t xml:space="preserve">.0, 0.0, </w:t>
+      </w:r>
+      <w:r>
+        <w:rPr>
+          <w:rFonts w:hint="eastAsia"/>
+          <w:b/>
+          <w:sz w:val="22"/>
+        </w:rPr>
+        <w:t>0</w:t>
+      </w:r>
+      <w:r>
+        <w:rPr>
+          <w:b/>
+          <w:sz w:val="22"/>
+        </w:rPr>
+        <w:t>.0으로 테스트</w:t>
+      </w:r>
+    </w:p>
+    <w:p>
+      <w:pPr>
+        <w:widowControl/>
+        <w:wordWrap/>
+        <w:autoSpaceDE/>
+        <w:autoSpaceDN/>
+        <w:rPr>
+          <w:b/>
+          <w:sz w:val="22"/>
+        </w:rPr>
+      </w:pPr>
+      <w:r>
+        <w:rPr>
+          <w:b/>
+          <w:sz w:val="22"/>
+        </w:rPr>
+        <mc:AlternateContent>
+          <mc:Choice Requires="wps">
+            <w:drawing>
+              <wp:inline distT="0" distB="0" distL="0" distR="0" wp14:anchorId="2B618B96" wp14:editId="50B3ACBE">
+                <wp:extent cx="304800" cy="304800"/>
+                <wp:effectExtent l="0" t="0" r="0" b="0"/>
+                <wp:docPr id="1171363457" name="직사각형 5"/>
+                <wp:cNvGraphicFramePr>
+                  <a:graphicFrameLocks xmlns:a="http://schemas.openxmlformats.org/drawingml/2006/main" noChangeAspect="1"/>
+                </wp:cNvGraphicFramePr>
+                <a:graphic xmlns:a="http://schemas.openxmlformats.org/drawingml/2006/main">
+                  <a:graphicData uri="http://schemas.microsoft.com/office/word/2010/wordprocessingShape">
+                    <wps:wsp>
+                      <wps:cNvSpPr>
+                        <a:spLocks noChangeAspect="1" noChangeArrowheads="1"/>
+                      </wps:cNvSpPr>
+                      <wps:spPr bwMode="auto">
+                        <a:xfrm>
+                          <a:off x="0" y="0"/>
+                          <a:ext cx="304800" cy="304800"/>
+                        </a:xfrm>
+                        <a:prstGeom prst="rect">
+                          <a:avLst/>
+                        </a:prstGeom>
+                        <a:noFill/>
+                        <a:ln>
+                          <a:noFill/>
+                        </a:ln>
+                        <a:extLst>
+                          <a:ext uri="{909E8E84-426E-40DD-AFC4-6F175D3DCCD1}">
+                            <a14:hiddenFill xmlns:a14="http://schemas.microsoft.com/office/drawing/2010/main">
+                              <a:solidFill>
+                                <a:srgbClr val="FFFFFF"/>
+                              </a:solidFill>
+                            </a14:hiddenFill>
+                          </a:ext>
+                          <a:ext uri="{91240B29-F687-4F45-9708-019B960494DF}">
+                            <a14:hiddenLine xmlns:a14="http://schemas.microsoft.com/office/drawing/2010/main" w="9525">
+                              <a:solidFill>
+                                <a:srgbClr val="000000"/>
+                              </a:solidFill>
+                              <a:miter lim="800000"/>
+                              <a:headEnd/>
+                              <a:tailEnd/>
+                            </a14:hiddenLine>
+                          </a:ext>
+                        </a:extLst>
+                      </wps:spPr>
+                      <wps:bodyPr rot="0" vert="horz" wrap="square" lIns="91440" tIns="45720" rIns="91440" bIns="45720" anchor="t" anchorCtr="0" upright="1">
+                        <a:noAutofit/>
+                      </wps:bodyPr>
+                    </wps:wsp>
+                  </a:graphicData>
+                </a:graphic>
+              </wp:inline>
+            </w:drawing>
+          </mc:Choice>
+          <mc:Fallback>
+            <w:pict>
+              <v:rect w14:anchorId="5A336777" id="직사각형 5" o:spid="_x0000_s1026" style="width:24pt;height:24pt;visibility:visible;mso-wrap-style:square;mso-left-percent:-10001;mso-top-percent:-10001;mso-position-horizontal:absolute;mso-position-horizontal-relative:char;mso-position-vertical:absolute;mso-position-vertical-relative:line;mso-left-percent:-10001;mso-top-percent:-10001;v-text-anchor:top" o:gfxdata="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" filled="f" stroked="f">
+                <o:lock v:ext="edit" aspectratio="t"/>
+                <w10:anchorlock/>
+              </v:rect>
+            </w:pict>
+          </mc:Fallback>
+        </mc:AlternateContent>
+      </w:r>
+      <w:r>
+        <w:rPr>
+          <w:b/>
+          <w:sz w:val="22"/>
+        </w:rPr>
+        <w:drawing>
+          <wp:inline distT="0" distB="0" distL="0" distR="0" wp14:anchorId="247FDAAB" wp14:editId="6111794B">
+            <wp:extent cx="2495550" cy="2535693"/>
+            <wp:effectExtent l="0" t="0" r="0" b="0"/>
+            <wp:docPr id="345910945" name="그림 1"/>
+            <wp:cNvGraphicFramePr>
+              <a:graphicFrameLocks xmlns:a="http://schemas.openxmlformats.org/drawingml/2006/main" noChangeAspect="1"/>
+            </wp:cNvGraphicFramePr>
+            <a:graphic xmlns:a="http://schemas.openxmlformats.org/drawingml/2006/main">
+              <a:graphicData uri="http://schemas.openxmlformats.org/drawingml/2006/picture">
+                <pic:pic xmlns:pic="http://schemas.openxmlformats.org/drawingml/2006/picture">
+                  <pic:nvPicPr>
+                    <pic:cNvPr id="345910945" name=""/>
+                    <pic:cNvPicPr/>
+                  </pic:nvPicPr>
+                  <pic:blipFill>
+                    <a:blip r:embed="rId19"/>
+                    <a:stretch>
+                      <a:fillRect/>
+                    </a:stretch>
+                  </pic:blipFill>
+                  <pic:spPr>
+                    <a:xfrm>
+                      <a:off x="0" y="0"/>
+                      <a:ext cx="2500874" cy="2541102"/>
+                    </a:xfrm>
+                    <a:prstGeom prst="rect">
+                      <a:avLst/>
+                    </a:prstGeom>
+                  </pic:spPr>
+                </pic:pic>
+              </a:graphicData>
+            </a:graphic>
+          </wp:inline>
+        </w:drawing>
+      </w:r>
+    </w:p>
+    <w:p>
+      <w:pPr>
+        <w:widowControl/>
+        <w:wordWrap/>
+        <w:autoSpaceDE/>
+        <w:autoSpaceDN/>
+        <w:rPr>
+          <w:b/>
+          <w:sz w:val="22"/>
+        </w:rPr>
+      </w:pPr>
+    </w:p>
+    <w:p>
+      <w:pPr>
+        <w:widowControl/>
+        <w:wordWrap/>
+        <w:autoSpaceDE/>
+        <w:autoSpaceDN/>
+        <w:rPr>
+          <w:rFonts w:hint="eastAsia"/>
+          <w:b/>
+          <w:sz w:val="22"/>
+        </w:rPr>
+      </w:pPr>
+      <w:r>
+        <w:rPr>
+          <w:b/>
+          <w:sz w:val="22"/>
+        </w:rPr>
+        <w:t>Metallic</w:t>
+      </w:r>
+      <w:r>
+        <w:rPr>
+          <w:rFonts w:hint="eastAsia"/>
+          <w:b/>
+          <w:sz w:val="22"/>
+        </w:rPr>
+        <w:t xml:space="preserve"> 수치가 없을 때는 IBL specular를 반영하지 </w:t>
+      </w:r>
+      <w:r>
+        <w:rPr>
+          <w:rFonts w:hint="eastAsia"/>
+          <w:b/>
+          <w:sz w:val="22"/>
+        </w:rPr>
+        <w:t>않도록하여 자연스러운 효과를 줌</w:t>
+      </w:r>
+    </w:p>
+    <w:p>
+      <w:pPr>
+        <w:widowControl/>
+        <w:wordWrap/>
+        <w:autoSpaceDE/>
+        <w:autoSpaceDN/>
+        <w:rPr>
+          <w:b/>
+          <w:sz w:val="22"/>
+        </w:rPr>
+      </w:pPr>
+      <w:r>
+        <w:rPr>
+          <w:b/>
+          <w:sz w:val="22"/>
+        </w:rPr>
+        <w:t>float specularScale = 1.0f;</w:t>
+      </w:r>
+    </w:p>
+    <w:p>
+      <w:pPr>
+        <w:widowControl/>
+        <w:wordWrap/>
+        <w:autoSpaceDE/>
+        <w:autoSpaceDN/>
+        <w:rPr>
+          <w:b/>
+          <w:sz w:val="22"/>
+        </w:rPr>
+      </w:pPr>
+      <w:r>
+        <w:rPr>
+          <w:b/>
+          <w:sz w:val="22"/>
+        </w:rPr>
+        <w:t xml:space="preserve"> </w:t>
+      </w:r>
+      <w:proofErr w:type="gramStart"/>
+      <w:r>
+        <w:rPr>
+          <w:b/>
+          <w:sz w:val="22"/>
+        </w:rPr>
+        <w:t>if(</w:t>
+      </w:r>
+      <w:proofErr w:type="gramEnd"/>
+      <w:r>
+        <w:rPr>
+          <w:b/>
+          <w:sz w:val="22"/>
+        </w:rPr>
+        <w:t>metallic &lt; 0.1f) specularScale = 0.0f;</w:t>
+      </w:r>
+    </w:p>
+    <w:p>
+      <w:pPr>
+        <w:widowControl/>
+        <w:wordWrap/>
+        <w:autoSpaceDE/>
+        <w:autoSpaceDN/>
+        <w:rPr>
+          <w:b/>
+          <w:sz w:val="22"/>
+        </w:rPr>
+      </w:pPr>
+      <w:r>
+        <w:rPr>
+          <w:b/>
+          <w:sz w:val="22"/>
+        </w:rPr>
+        <w:t xml:space="preserve">   </w:t>
+      </w:r>
+    </w:p>
+    <w:p>
+      <w:pPr>
+        <w:widowControl/>
+        <w:wordWrap/>
+        <w:autoSpaceDE/>
+        <w:autoSpaceDN/>
+        <w:rPr>
+          <w:b/>
+          <w:sz w:val="22"/>
+        </w:rPr>
+      </w:pPr>
+      <w:r>
+        <w:rPr>
+          <w:b/>
+          <w:sz w:val="22"/>
+        </w:rPr>
+        <w:t xml:space="preserve"> specular *= specularScale;</w:t>
+      </w:r>
+    </w:p>
+    <w:p>
+      <w:pPr>
+        <w:widowControl/>
+        <w:wordWrap/>
+        <w:autoSpaceDE/>
+        <w:autoSpaceDN/>
+        <w:rPr>
+          <w:b/>
+          <w:sz w:val="22"/>
+        </w:rPr>
+      </w:pPr>
+      <w:r>
+        <w:rPr>
+          <w:b/>
+          <w:sz w:val="22"/>
+        </w:rPr>
+        <w:lastRenderedPageBreak/>
+        <w:drawing>
+          <wp:inline distT="0" distB="0" distL="0" distR="0" wp14:anchorId="332FF3CB" wp14:editId="5C8EB03F">
+            <wp:extent cx="4929114" cy="4512310"/>
+            <wp:effectExtent l="0" t="0" r="5080" b="2540"/>
+            <wp:docPr id="697049560" name="그림 2"/>
+            <wp:cNvGraphicFramePr>
+              <a:graphicFrameLocks xmlns:a="http://schemas.openxmlformats.org/drawingml/2006/main" noChangeAspect="1"/>
+            </wp:cNvGraphicFramePr>
+            <a:graphic xmlns:a="http://schemas.openxmlformats.org/drawingml/2006/main">
+              <a:graphicData uri="http://schemas.openxmlformats.org/drawingml/2006/picture">
+                <pic:pic xmlns:pic="http://schemas.openxmlformats.org/drawingml/2006/picture">
+                  <pic:nvPicPr>
+                    <pic:cNvPr id="0" name="Picture 6"/>
+                    <pic:cNvPicPr>
+                      <a:picLocks noChangeAspect="1" noChangeArrowheads="1"/>
+                    </pic:cNvPicPr>
+                  </pic:nvPicPr>
+                  <pic:blipFill>
+                    <a:blip r:embed="rId20">
+                      <a:extLst>
+                        <a:ext uri="{28A0092B-C50C-407E-A947-70E740481C1C}">
+                          <a14:useLocalDpi xmlns:a14="http://schemas.microsoft.com/office/drawing/2010/main" val="0"/>
+                        </a:ext>
+                      </a:extLst>
+                    </a:blip>
+                    <a:srcRect/>
+                    <a:stretch>
+                      <a:fillRect/>
+                    </a:stretch>
+                  </pic:blipFill>
+                  <pic:spPr bwMode="auto">
+                    <a:xfrm>
+                      <a:off x="0" y="0"/>
+                      <a:ext cx="4935651" cy="4518295"/>
+                    </a:xfrm>
+                    <a:prstGeom prst="rect">
+                      <a:avLst/>
+                    </a:prstGeom>
+                    <a:noFill/>
+                    <a:ln>
+                      <a:noFill/>
+                    </a:ln>
+                  </pic:spPr>
+                </pic:pic>
+              </a:graphicData>
+            </a:graphic>
+          </wp:inline>
+        </w:drawing>
+      </w:r>
+    </w:p>
+    <w:p>
+      <w:pPr>
+        <w:widowControl/>
+        <w:wordWrap/>
+        <w:autoSpaceDE/>
+        <w:autoSpaceDN/>
+        <w:rPr>
+          <w:b/>
+          <w:sz w:val="22"/>
+        </w:rPr>
+      </w:pPr>
+    </w:p>
+    <w:p>
+      <w:pPr>
+        <w:widowControl/>
+        <w:wordWrap/>
+        <w:autoSpaceDE/>
+        <w:autoSpaceDN/>
+        <w:rPr>
+          <w:rFonts w:hint="eastAsia"/>
+          <w:b/>
+          <w:sz w:val="22"/>
+        </w:rPr>
+      </w:pPr>
     </w:p>
     <w:p>
       <w:pPr>

--- a/작업일지/36주차.docx
+++ b/작업일지/36주차.docx
@@ -469,7 +469,7 @@
           <w:p>
             <w:pPr>
               <w:rPr>
-                <w:rFonts w:ascii="맑은 고딕" w:eastAsia="맑은 고딕" w:hAnsi="맑은 고딕" w:hint="eastAsia"/>
+                <w:rFonts w:ascii="맑은 고딕" w:eastAsia="맑은 고딕" w:hAnsi="맑은 고딕"/>
                 <w:b/>
                 <w:bCs/>
               </w:rPr>
@@ -859,7 +859,7 @@
           <w:sz w:val="22"/>
         </w:rPr>
         <w:drawing>
-          <wp:inline distT="0" distB="0" distL="0" distR="0" wp14:anchorId="59917042" wp14:editId="31E72B8C">
+          <wp:inline distT="0" distB="0" distL="0" distR="0" wp14:anchorId="59917042" wp14:editId="2DB43994">
             <wp:extent cx="6645910" cy="2721610"/>
             <wp:effectExtent l="0" t="0" r="2540" b="2540"/>
             <wp:docPr id="1471169632" name="그림 4"/>
@@ -2208,6 +2208,7 @@
       <w:r>
         <w:rPr>
           <w:b/>
+          <w:noProof/>
           <w:sz w:val="22"/>
         </w:rPr>
         <mc:AlternateContent>
@@ -2280,6 +2281,7 @@
       <w:r>
         <w:rPr>
           <w:b/>
+          <w:noProof/>
           <w:sz w:val="22"/>
         </w:rPr>
         <w:drawing>
@@ -2382,6 +2384,7 @@
       <w:r>
         <w:rPr>
           <w:b/>
+          <w:noProof/>
           <w:sz w:val="22"/>
         </w:rPr>
         <mc:AlternateContent>
@@ -2454,6 +2457,7 @@
       <w:r>
         <w:rPr>
           <w:b/>
+          <w:noProof/>
           <w:sz w:val="22"/>
         </w:rPr>
         <w:drawing>
@@ -2512,7 +2516,6 @@
         <w:autoSpaceDE/>
         <w:autoSpaceDN/>
         <w:rPr>
-          <w:rFonts w:hint="eastAsia"/>
           <w:b/>
           <w:sz w:val="22"/>
         </w:rPr>
@@ -2647,6 +2650,7 @@
       <w:r>
         <w:rPr>
           <w:b/>
+          <w:noProof/>
           <w:sz w:val="22"/>
         </w:rPr>
         <w:lastRenderedPageBreak/>
@@ -2719,7 +2723,6 @@
         <w:autoSpaceDE/>
         <w:autoSpaceDN/>
         <w:rPr>
-          <w:rFonts w:hint="eastAsia"/>
           <w:b/>
           <w:sz w:val="22"/>
         </w:rPr>
@@ -2883,7 +2886,7 @@
                 <w:b/>
                 <w:sz w:val="22"/>
               </w:rPr>
-              <w:t>6</w:t>
+              <w:t>7</w:t>
             </w:r>
           </w:p>
         </w:tc>
@@ -2918,6 +2921,9 @@
           <w:p>
             <w:pPr>
               <w:jc w:val="center"/>
+              <w:rPr>
+                <w:rFonts w:hint="eastAsia"/>
+              </w:rPr>
             </w:pPr>
             <w:r>
               <w:rPr>
@@ -2945,7 +2951,7 @@
                 <w:rFonts w:hint="eastAsia"/>
                 <w:b/>
               </w:rPr>
-              <w:t>13</w:t>
+              <w:t>20</w:t>
             </w:r>
             <w:r>
               <w:rPr>
@@ -2980,7 +2986,7 @@
                 <w:rFonts w:hint="eastAsia"/>
                 <w:b/>
               </w:rPr>
-              <w:t>19</w:t>
+              <w:t>26</w:t>
             </w:r>
           </w:p>
         </w:tc>
@@ -4156,6 +4162,7 @@
   <w:style w:type="character" w:default="1" w:styleId="a0">
     <w:name w:val="Default Paragraph Font"/>
     <w:uiPriority w:val="1"/>
+    <w:semiHidden/>
     <w:unhideWhenUsed/>
   </w:style>
   <w:style w:type="table" w:default="1" w:styleId="a1">
